--- a/screenshots/TITAN_APP_DEVELOPMENT_TODO_DAVE_12_TASKS.docx
+++ b/screenshots/TITAN_APP_DEVELOPMENT_TODO_DAVE_12_TASKS.docx
@@ -120,16 +120,6 @@
     </w:p>
     <w:p>
       <w:pPr>
-        <w:pStyle w:val="ListBullet"/>
-        <w:numPr>
-          <w:ilvl w:val="0"/>
-          <w:numId w:val="0"/>
-        </w:numPr>
-        <w:ind w:left="360" w:hanging="360"/>
-      </w:pPr>
-    </w:p>
-    <w:p>
-      <w:pPr>
         <w:jc w:val="center"/>
       </w:pPr>
       <w:r>
@@ -137,7 +127,14 @@
           <w:b/>
           <w:color w:val="9A7A12"/>
         </w:rPr>
-        <w:t xml:space="preserve">Photo 1 – </w:t>
+        <w:t>Photo 1 –</w:t>
+      </w:r>
+      <w:r>
+        <w:rPr>
+          <w:b/>
+          <w:color w:val="9A7A12"/>
+        </w:rPr>
+        <w:t xml:space="preserve"> </w:t>
       </w:r>
       <w:proofErr w:type="gramStart"/>
       <w:r>
@@ -158,16 +155,25 @@
     </w:p>
     <w:p>
       <w:pPr>
+        <w:pStyle w:val="ListBullet"/>
+        <w:numPr>
+          <w:ilvl w:val="0"/>
+          <w:numId w:val="0"/>
+        </w:numPr>
+        <w:ind w:left="360" w:hanging="360"/>
+      </w:pPr>
+    </w:p>
+    <w:p>
+      <w:pPr>
         <w:jc w:val="center"/>
       </w:pPr>
       <w:r>
         <w:rPr>
           <w:noProof/>
         </w:rPr>
-        <w:lastRenderedPageBreak/>
         <w:drawing>
-          <wp:inline distT="0" distB="0" distL="0" distR="0" wp14:anchorId="3A77FD04" wp14:editId="28324DFC">
-            <wp:extent cx="2880360" cy="6233394"/>
+          <wp:inline distT="0" distB="0" distL="0" distR="0" wp14:anchorId="4C5D3519" wp14:editId="495042BB">
+            <wp:extent cx="1872833" cy="4053005"/>
             <wp:effectExtent l="0" t="0" r="0" b="0"/>
             <wp:docPr id="1" name="Picture 1"/>
             <wp:cNvGraphicFramePr>
@@ -189,7 +195,7 @@
                   <pic:spPr>
                     <a:xfrm>
                       <a:off x="0" y="0"/>
-                      <a:ext cx="2880360" cy="6233394"/>
+                      <a:ext cx="1901021" cy="4114007"/>
                     </a:xfrm>
                     <a:prstGeom prst="rect">
                       <a:avLst/>
@@ -201,194 +207,9 @@
           </wp:inline>
         </w:drawing>
       </w:r>
+      <w:bookmarkStart w:id="0" w:name="OLE_LINK1"/>
     </w:p>
-    <w:p>
-      <w:r>
-        <w:br w:type="page"/>
-      </w:r>
-    </w:p>
-    <w:p>
-      <w:pPr>
-        <w:pStyle w:val="Heading1"/>
-      </w:pPr>
-      <w:r>
-        <w:lastRenderedPageBreak/>
-        <w:t>2. Fix 'Complete' Display Scaling</w:t>
-      </w:r>
-    </w:p>
-    <w:p>
-      <w:pPr>
-        <w:pStyle w:val="ListBullet"/>
-      </w:pPr>
-      <w:r>
-        <w:t>The large COMPLETE text is wrapping and the final 'e' is dropping onto another line.</w:t>
-      </w:r>
-    </w:p>
-    <w:p>
-      <w:pPr>
-        <w:pStyle w:val="ListBullet"/>
-      </w:pPr>
-      <w:r>
-        <w:t>Rescale responsively so COMPLETE always fits on one line while remaining large and prominent.</w:t>
-      </w:r>
-    </w:p>
-    <w:p>
-      <w:pPr>
-        <w:pStyle w:val="ListBullet"/>
-      </w:pPr>
-      <w:r>
-        <w:t>This is a UI correction only – do not alter completed-game logic.</w:t>
-      </w:r>
-    </w:p>
-    <w:p>
-      <w:pPr>
-        <w:jc w:val="center"/>
-      </w:pPr>
-      <w:r>
-        <w:rPr>
-          <w:b/>
-          <w:color w:val="9A7A12"/>
-        </w:rPr>
-        <w:t>Photo 2 – Match Complete screen</w:t>
-      </w:r>
-    </w:p>
-    <w:p>
-      <w:pPr>
-        <w:jc w:val="center"/>
-      </w:pPr>
-      <w:r>
-        <w:rPr>
-          <w:noProof/>
-        </w:rPr>
-        <w:drawing>
-          <wp:inline distT="0" distB="0" distL="0" distR="0" wp14:anchorId="2CE6739F" wp14:editId="1FEE61A5">
-            <wp:extent cx="2880360" cy="6233394"/>
-            <wp:effectExtent l="0" t="0" r="0" b="0"/>
-            <wp:docPr id="2" name="Picture 2"/>
-            <wp:cNvGraphicFramePr>
-              <a:graphicFrameLocks xmlns:a="http://schemas.openxmlformats.org/drawingml/2006/main" noChangeAspect="1"/>
-            </wp:cNvGraphicFramePr>
-            <a:graphic xmlns:a="http://schemas.openxmlformats.org/drawingml/2006/main">
-              <a:graphicData uri="http://schemas.openxmlformats.org/drawingml/2006/picture">
-                <pic:pic xmlns:pic="http://schemas.openxmlformats.org/drawingml/2006/picture">
-                  <pic:nvPicPr>
-                    <pic:cNvPr id="0" name="09FE3231-3C52-46AE-8133-6B837F68576D.png"/>
-                    <pic:cNvPicPr/>
-                  </pic:nvPicPr>
-                  <pic:blipFill>
-                    <a:blip r:embed="rId7"/>
-                    <a:stretch>
-                      <a:fillRect/>
-                    </a:stretch>
-                  </pic:blipFill>
-                  <pic:spPr>
-                    <a:xfrm>
-                      <a:off x="0" y="0"/>
-                      <a:ext cx="2880360" cy="6233394"/>
-                    </a:xfrm>
-                    <a:prstGeom prst="rect">
-                      <a:avLst/>
-                    </a:prstGeom>
-                  </pic:spPr>
-                </pic:pic>
-              </a:graphicData>
-            </a:graphic>
-          </wp:inline>
-        </w:drawing>
-      </w:r>
-    </w:p>
-    <w:p>
-      <w:r>
-        <w:br w:type="page"/>
-      </w:r>
-    </w:p>
-    <w:p>
-      <w:pPr>
-        <w:pStyle w:val="Heading1"/>
-      </w:pPr>
-      <w:r>
-        <w:lastRenderedPageBreak/>
-        <w:t>3. Correct Back Button Navigation</w:t>
-      </w:r>
-    </w:p>
-    <w:p>
-      <w:pPr>
-        <w:pStyle w:val="ListBullet"/>
-      </w:pPr>
-      <w:r>
-        <w:t>Review Back button behaviour throughout the app.</w:t>
-      </w:r>
-    </w:p>
-    <w:p>
-      <w:pPr>
-        <w:pStyle w:val="ListBullet"/>
-      </w:pPr>
-      <w:r>
-        <w:t>Back must return the user one screen/page back in their navigation journey, not automatically to Home.</w:t>
-      </w:r>
-    </w:p>
-    <w:p>
-      <w:pPr>
-        <w:pStyle w:val="ListBullet"/>
-      </w:pPr>
-      <w:r>
-        <w:t>The dedicated Home button is the route back to the Home screen. Apply this consistently throughout supported areas.</w:t>
-      </w:r>
-    </w:p>
-    <w:p>
-      <w:r>
-        <w:br w:type="page"/>
-      </w:r>
-    </w:p>
-    <w:p>
-      <w:pPr>
-        <w:pStyle w:val="Heading1"/>
-      </w:pPr>
-      <w:r>
-        <w:lastRenderedPageBreak/>
-        <w:t>4. Tournament Kronos / Stableford Side Game</w:t>
-      </w:r>
-    </w:p>
-    <w:p>
-      <w:pPr>
-        <w:pStyle w:val="ListBullet"/>
-      </w:pPr>
-      <w:r>
-        <w:t>Tournament Mode must use the same proven Stableford side-game functionality already working in Casual Golf.</w:t>
-      </w:r>
-    </w:p>
-    <w:p>
-      <w:pPr>
-        <w:pStyle w:val="ListBullet"/>
-      </w:pPr>
-      <w:r>
-        <w:t>Reuse the existing calculation logic and relabel this competition KRONOS on the Tournament Leaderboard.</w:t>
-      </w:r>
-    </w:p>
-    <w:p>
-      <w:pPr>
-        <w:pStyle w:val="ListBullet"/>
-      </w:pPr>
-      <w:r>
-        <w:t>Stableford points must calculate from actual golf scores and accumulate correctly across the tournament where applicable.</w:t>
-      </w:r>
-    </w:p>
-    <w:p>
-      <w:pPr>
-        <w:pStyle w:val="ListBullet"/>
-      </w:pPr>
-      <w:r>
-        <w:t>Current issue: the Stableford scores being shown in Tournament Mode are not correct.</w:t>
-      </w:r>
-    </w:p>
-    <w:p>
-      <w:pPr>
-        <w:pStyle w:val="ListBullet"/>
-      </w:pPr>
-      <w:r>
-        <w:t>Do not interfere with the main tournament scoring engine while fixing Kronos.</w:t>
-      </w:r>
-    </w:p>
+    <w:bookmarkEnd w:id="0"/>
     <w:p>
       <w:r>
         <w:br w:type="page"/>
@@ -428,387 +249,10 @@
       </w:r>
     </w:p>
     <w:p>
-      <w:r>
-        <w:br w:type="page"/>
-      </w:r>
-    </w:p>
-    <w:p>
       <w:pPr>
         <w:pStyle w:val="Heading1"/>
       </w:pPr>
       <w:r>
-        <w:lastRenderedPageBreak/>
-        <w:t>6. Notification Badges – Inbox &amp; Titan News</w:t>
-      </w:r>
-    </w:p>
-    <w:p>
-      <w:pPr>
-        <w:pStyle w:val="ListBullet"/>
-      </w:pPr>
-      <w:r>
-        <w:t>Add number badges to the Inbox and Titan News tiles/icons.</w:t>
-      </w:r>
-    </w:p>
-    <w:p>
-      <w:pPr>
-        <w:pStyle w:val="ListBullet"/>
-      </w:pPr>
-      <w:r>
-        <w:t>1 unread item displays 1, 2 unread items displays 2, etc.</w:t>
-      </w:r>
-    </w:p>
-    <w:p>
-      <w:pPr>
-        <w:pStyle w:val="ListBullet"/>
-      </w:pPr>
-      <w:r>
-        <w:t>Inbox reflects unread messages; Titan News reflects unread/new News items.</w:t>
-      </w:r>
-    </w:p>
-    <w:p>
-      <w:pPr>
-        <w:pStyle w:val="ListBullet"/>
-      </w:pPr>
-      <w:r>
-        <w:t>Badges update as items are read and disappear when the unread count reaches zero.</w:t>
-      </w:r>
-    </w:p>
-    <w:p>
-      <w:pPr>
-        <w:pStyle w:val="ListBullet"/>
-      </w:pPr>
-      <w:r>
-        <w:t>Keep the design consistent with Titan's black/gold visual identity.</w:t>
-      </w:r>
-    </w:p>
-    <w:p>
-      <w:pPr>
-        <w:jc w:val="center"/>
-      </w:pPr>
-      <w:r>
-        <w:rPr>
-          <w:b/>
-          <w:color w:val="9A7A12"/>
-        </w:rPr>
-        <w:t>Photo 3 – Home screen</w:t>
-      </w:r>
-    </w:p>
-    <w:p>
-      <w:pPr>
-        <w:jc w:val="center"/>
-      </w:pPr>
-      <w:r>
-        <w:rPr>
-          <w:noProof/>
-        </w:rPr>
-        <w:drawing>
-          <wp:inline distT="0" distB="0" distL="0" distR="0" wp14:anchorId="1724CA57" wp14:editId="79732572">
-            <wp:extent cx="2880360" cy="6233394"/>
-            <wp:effectExtent l="0" t="0" r="0" b="0"/>
-            <wp:docPr id="3" name="Picture 3"/>
-            <wp:cNvGraphicFramePr>
-              <a:graphicFrameLocks xmlns:a="http://schemas.openxmlformats.org/drawingml/2006/main" noChangeAspect="1"/>
-            </wp:cNvGraphicFramePr>
-            <a:graphic xmlns:a="http://schemas.openxmlformats.org/drawingml/2006/main">
-              <a:graphicData uri="http://schemas.openxmlformats.org/drawingml/2006/picture">
-                <pic:pic xmlns:pic="http://schemas.openxmlformats.org/drawingml/2006/picture">
-                  <pic:nvPicPr>
-                    <pic:cNvPr id="0" name="4E53D0F8-7C81-419D-A98B-6823467C4A43.png"/>
-                    <pic:cNvPicPr/>
-                  </pic:nvPicPr>
-                  <pic:blipFill>
-                    <a:blip r:embed="rId8"/>
-                    <a:stretch>
-                      <a:fillRect/>
-                    </a:stretch>
-                  </pic:blipFill>
-                  <pic:spPr>
-                    <a:xfrm>
-                      <a:off x="0" y="0"/>
-                      <a:ext cx="2880360" cy="6233394"/>
-                    </a:xfrm>
-                    <a:prstGeom prst="rect">
-                      <a:avLst/>
-                    </a:prstGeom>
-                  </pic:spPr>
-                </pic:pic>
-              </a:graphicData>
-            </a:graphic>
-          </wp:inline>
-        </w:drawing>
-      </w:r>
-    </w:p>
-    <w:p>
-      <w:r>
-        <w:br w:type="page"/>
-      </w:r>
-    </w:p>
-    <w:p>
-      <w:pPr>
-        <w:pStyle w:val="Heading1"/>
-      </w:pPr>
-      <w:r>
-        <w:lastRenderedPageBreak/>
-        <w:t>7. Tournament Game Builder – Stats, Chip &amp; Birdie &amp; Options</w:t>
-      </w:r>
-    </w:p>
-    <w:p>
-      <w:pPr>
-        <w:pStyle w:val="ListBullet"/>
-      </w:pPr>
-      <w:r>
-        <w:t>Tournament Mode needs the same relevant game-building controls already available in Casual Golf.</w:t>
-      </w:r>
-    </w:p>
-    <w:p>
-      <w:pPr>
-        <w:pStyle w:val="ListBullet"/>
-      </w:pPr>
-      <w:r>
-        <w:t>Track Stats must be selectable ON/OFF. Chip &amp; Birdie must be selectable ON/OFF.</w:t>
-      </w:r>
-    </w:p>
-    <w:p>
-      <w:pPr>
-        <w:pStyle w:val="ListBullet"/>
-      </w:pPr>
-      <w:r>
-        <w:t>Reuse the existing Casual Golf components and logic wherever possible.</w:t>
-      </w:r>
-    </w:p>
-    <w:p>
-      <w:pPr>
-        <w:pStyle w:val="ListBullet"/>
-      </w:pPr>
-      <w:r>
-        <w:t>Selections must carry through into the live game; disabled features should not require unnecessary entry.</w:t>
-      </w:r>
-    </w:p>
-    <w:p>
-      <w:pPr>
-        <w:jc w:val="center"/>
-      </w:pPr>
-      <w:r>
-        <w:rPr>
-          <w:b/>
-          <w:color w:val="9A7A12"/>
-        </w:rPr>
-        <w:t>Photo 4 – Casual Golf game builder</w:t>
-      </w:r>
-    </w:p>
-    <w:p>
-      <w:pPr>
-        <w:jc w:val="center"/>
-      </w:pPr>
-      <w:r>
-        <w:rPr>
-          <w:noProof/>
-        </w:rPr>
-        <w:drawing>
-          <wp:inline distT="0" distB="0" distL="0" distR="0" wp14:anchorId="51708F4F" wp14:editId="66369E24">
-            <wp:extent cx="2880360" cy="6233394"/>
-            <wp:effectExtent l="0" t="0" r="0" b="0"/>
-            <wp:docPr id="4" name="Picture 4"/>
-            <wp:cNvGraphicFramePr>
-              <a:graphicFrameLocks xmlns:a="http://schemas.openxmlformats.org/drawingml/2006/main" noChangeAspect="1"/>
-            </wp:cNvGraphicFramePr>
-            <a:graphic xmlns:a="http://schemas.openxmlformats.org/drawingml/2006/main">
-              <a:graphicData uri="http://schemas.openxmlformats.org/drawingml/2006/picture">
-                <pic:pic xmlns:pic="http://schemas.openxmlformats.org/drawingml/2006/picture">
-                  <pic:nvPicPr>
-                    <pic:cNvPr id="0" name="8028C5AB-F85F-43D6-811C-A76DDEA8A19B.png"/>
-                    <pic:cNvPicPr/>
-                  </pic:nvPicPr>
-                  <pic:blipFill>
-                    <a:blip r:embed="rId9"/>
-                    <a:stretch>
-                      <a:fillRect/>
-                    </a:stretch>
-                  </pic:blipFill>
-                  <pic:spPr>
-                    <a:xfrm>
-                      <a:off x="0" y="0"/>
-                      <a:ext cx="2880360" cy="6233394"/>
-                    </a:xfrm>
-                    <a:prstGeom prst="rect">
-                      <a:avLst/>
-                    </a:prstGeom>
-                  </pic:spPr>
-                </pic:pic>
-              </a:graphicData>
-            </a:graphic>
-          </wp:inline>
-        </w:drawing>
-      </w:r>
-    </w:p>
-    <w:p>
-      <w:r>
-        <w:br w:type="page"/>
-      </w:r>
-    </w:p>
-    <w:p>
-      <w:pPr>
-        <w:pStyle w:val="Heading1"/>
-      </w:pPr>
-      <w:r>
-        <w:lastRenderedPageBreak/>
-        <w:t>8. Tournament Area – UI Redesign</w:t>
-      </w:r>
-    </w:p>
-    <w:p>
-      <w:pPr>
-        <w:pStyle w:val="ListBullet"/>
-      </w:pPr>
-      <w:r>
-        <w:t>Bring the Tournament area visually in line with the rest of Titan.</w:t>
-      </w:r>
-    </w:p>
-    <w:p>
-      <w:pPr>
-        <w:pStyle w:val="ListBullet"/>
-      </w:pPr>
-      <w:r>
-        <w:t>Replace the current emoji-style graphics with proper Titan-style icons.</w:t>
-      </w:r>
-    </w:p>
-    <w:p>
-      <w:pPr>
-        <w:pStyle w:val="ListBullet"/>
-      </w:pPr>
-      <w:r>
-        <w:t>Review Leaderboard, Info Pack, Live &amp; Social, Players and other Tournament tiles.</w:t>
-      </w:r>
-    </w:p>
-    <w:p>
-      <w:pPr>
-        <w:pStyle w:val="ListBullet"/>
-      </w:pPr>
-      <w:r>
-        <w:t>Fix typography/text fitting – for example Leaderboard must not break awkwardly.</w:t>
-      </w:r>
-    </w:p>
-    <w:p>
-      <w:pPr>
-        <w:pStyle w:val="ListBullet"/>
-      </w:pPr>
-      <w:r>
-        <w:t>Retain existing functionality and use the established dark background, gold highlights, white typography, card style and spacing.</w:t>
-      </w:r>
-    </w:p>
-    <w:p>
-      <w:pPr>
-        <w:jc w:val="center"/>
-      </w:pPr>
-      <w:r>
-        <w:rPr>
-          <w:b/>
-          <w:color w:val="9A7A12"/>
-        </w:rPr>
-        <w:t>Photo 5 – Tournament home screen</w:t>
-      </w:r>
-    </w:p>
-    <w:p>
-      <w:pPr>
-        <w:jc w:val="center"/>
-      </w:pPr>
-      <w:r>
-        <w:rPr>
-          <w:noProof/>
-        </w:rPr>
-        <w:drawing>
-          <wp:inline distT="0" distB="0" distL="0" distR="0" wp14:anchorId="585DC01D" wp14:editId="1FA00E1A">
-            <wp:extent cx="2880360" cy="6233394"/>
-            <wp:effectExtent l="0" t="0" r="0" b="0"/>
-            <wp:docPr id="5" name="Picture 5"/>
-            <wp:cNvGraphicFramePr>
-              <a:graphicFrameLocks xmlns:a="http://schemas.openxmlformats.org/drawingml/2006/main" noChangeAspect="1"/>
-            </wp:cNvGraphicFramePr>
-            <a:graphic xmlns:a="http://schemas.openxmlformats.org/drawingml/2006/main">
-              <a:graphicData uri="http://schemas.openxmlformats.org/drawingml/2006/picture">
-                <pic:pic xmlns:pic="http://schemas.openxmlformats.org/drawingml/2006/picture">
-                  <pic:nvPicPr>
-                    <pic:cNvPr id="0" name="D37A977B-2160-4E6E-A048-02AA1B00053B.png"/>
-                    <pic:cNvPicPr/>
-                  </pic:nvPicPr>
-                  <pic:blipFill>
-                    <a:blip r:embed="rId10"/>
-                    <a:stretch>
-                      <a:fillRect/>
-                    </a:stretch>
-                  </pic:blipFill>
-                  <pic:spPr>
-                    <a:xfrm>
-                      <a:off x="0" y="0"/>
-                      <a:ext cx="2880360" cy="6233394"/>
-                    </a:xfrm>
-                    <a:prstGeom prst="rect">
-                      <a:avLst/>
-                    </a:prstGeom>
-                  </pic:spPr>
-                </pic:pic>
-              </a:graphicData>
-            </a:graphic>
-          </wp:inline>
-        </w:drawing>
-      </w:r>
-    </w:p>
-    <w:p>
-      <w:r>
-        <w:br w:type="page"/>
-      </w:r>
-    </w:p>
-    <w:p>
-      <w:pPr>
-        <w:pStyle w:val="Heading1"/>
-      </w:pPr>
-      <w:r>
-        <w:lastRenderedPageBreak/>
-        <w:t>9. Swindle Money – 'Who Owes Who'</w:t>
-      </w:r>
-    </w:p>
-    <w:p>
-      <w:pPr>
-        <w:pStyle w:val="ListBullet"/>
-      </w:pPr>
-      <w:r>
-        <w:t>Fully test the Swindle settlement system.</w:t>
-      </w:r>
-    </w:p>
-    <w:p>
-      <w:pPr>
-        <w:pStyle w:val="ListBullet"/>
-      </w:pPr>
-      <w:r>
-        <w:t>Confirm the correct payer, recipient and amount are calculated.</w:t>
-      </w:r>
-    </w:p>
-    <w:p>
-      <w:pPr>
-        <w:pStyle w:val="ListBullet"/>
-      </w:pPr>
-      <w:r>
-        <w:t>Confirm settlement information/messages hit the correct person's Inbox.</w:t>
-      </w:r>
-    </w:p>
-    <w:p>
-      <w:pPr>
-        <w:pStyle w:val="ListBullet"/>
-      </w:pPr>
-      <w:r>
-        <w:t>Test multiple winners/losers and settlement combinations and ensure duplicate payment instructions are not generated.</w:t>
-      </w:r>
-    </w:p>
-    <w:p>
-      <w:r>
-        <w:br w:type="page"/>
-      </w:r>
-    </w:p>
-    <w:p>
-      <w:pPr>
-        <w:pStyle w:val="Heading1"/>
-      </w:pPr>
-      <w:r>
-        <w:lastRenderedPageBreak/>
         <w:t>10. Spectator Mode – Bottom Score Bar</w:t>
       </w:r>
     </w:p>
@@ -837,16 +281,10 @@
       </w:r>
     </w:p>
     <w:p>
-      <w:r>
-        <w:br w:type="page"/>
-      </w:r>
-    </w:p>
-    <w:p>
       <w:pPr>
         <w:pStyle w:val="Heading1"/>
       </w:pPr>
       <w:r>
-        <w:lastRenderedPageBreak/>
         <w:t>11. Individual Tournament Mode – Full Logic Check</w:t>
       </w:r>
     </w:p>
@@ -898,18 +336,11 @@
         <w:t>Test from tournament creation through completion, including leaderboards, scores, divisions and results.</w:t>
       </w:r>
     </w:p>
-    <w:p/>
-    <w:p>
-      <w:r>
-        <w:br w:type="page"/>
-      </w:r>
-    </w:p>
     <w:p>
       <w:pPr>
         <w:pStyle w:val="Heading1"/>
       </w:pPr>
       <w:r>
-        <w:lastRenderedPageBreak/>
         <w:t>12. World Handicap System (WHS) Integration</w:t>
       </w:r>
     </w:p>
@@ -1009,6 +440,7 @@
         <w:rPr>
           <w:b/>
         </w:rPr>
+        <w:lastRenderedPageBreak/>
         <w:t xml:space="preserve">IMPORTANT: </w:t>
       </w:r>
       <w:r>

--- a/screenshots/TITAN_APP_DEVELOPMENT_TODO_DAVE_12_TASKS.docx
+++ b/screenshots/TITAN_APP_DEVELOPMENT_TODO_DAVE_12_TASKS.docx
@@ -221,38 +221,6 @@
       </w:pPr>
       <w:r>
         <w:lastRenderedPageBreak/>
-        <w:t>5. Casual Golf – Final News / Match Report</w:t>
-      </w:r>
-    </w:p>
-    <w:p>
-      <w:pPr>
-        <w:pStyle w:val="ListBullet"/>
-      </w:pPr>
-      <w:r>
-        <w:t>Add a News/Match Report feature to Casual Golf.</w:t>
-      </w:r>
-    </w:p>
-    <w:p>
-      <w:pPr>
-        <w:pStyle w:val="ListBullet"/>
-      </w:pPr>
-      <w:r>
-        <w:t>Unlike Tournament News, Casual Golf only needs one final report after the game is completed – no preview or Day 1 reports.</w:t>
-      </w:r>
-    </w:p>
-    <w:p>
-      <w:pPr>
-        <w:pStyle w:val="ListBullet"/>
-      </w:pPr>
-      <w:r>
-        <w:t>Use completed game data to create a match summary including winner, scores/points, key moments, close finishes, side games and useful stats where enabled.</w:t>
-      </w:r>
-    </w:p>
-    <w:p>
-      <w:pPr>
-        <w:pStyle w:val="Heading1"/>
-      </w:pPr>
-      <w:r>
         <w:t>10. Spectator Mode – Bottom Score Bar</w:t>
       </w:r>
     </w:p>
@@ -440,7 +408,6 @@
         <w:rPr>
           <w:b/>
         </w:rPr>
-        <w:lastRenderedPageBreak/>
         <w:t xml:space="preserve">IMPORTANT: </w:t>
       </w:r>
       <w:r>

--- a/screenshots/TITAN_APP_DEVELOPMENT_TODO_DAVE_12_TASKS.docx
+++ b/screenshots/TITAN_APP_DEVELOPMENT_TODO_DAVE_12_TASKS.docx
@@ -32,276 +32,6 @@
       </w:r>
       <w:r>
         <w:t>Do not rebuild working Titan functionality unnecessarily. Where a feature already works correctly elsewhere – particularly Casual Golf – reuse the existing component, calculation or logic.</w:t>
-      </w:r>
-    </w:p>
-    <w:p>
-      <w:pPr>
-        <w:pStyle w:val="Heading1"/>
-      </w:pPr>
-      <w:r>
-        <w:t>1. Merge Players Tab &amp; Player Library</w:t>
-      </w:r>
-      <w:r>
-        <w:t xml:space="preserve"> – I NEED TO DISCUSS THIS MORE - DAVE</w:t>
-      </w:r>
-    </w:p>
-    <w:p>
-      <w:pPr>
-        <w:pStyle w:val="ListBullet"/>
-      </w:pPr>
-      <w:r>
-        <w:t>Merge the Players tab in the Platform/Admin area with the existing Player Library in the player/profile section.</w:t>
-      </w:r>
-    </w:p>
-    <w:p>
-      <w:pPr>
-        <w:pStyle w:val="ListBullet"/>
-      </w:pPr>
-      <w:r>
-        <w:t>We do not need two separate places managing the same players. Create one central Player Library / source of truth.</w:t>
-      </w:r>
-    </w:p>
-    <w:p>
-      <w:pPr>
-        <w:pStyle w:val="ListBullet"/>
-      </w:pPr>
-      <w:r>
-        <w:t>Retain player profiles, handicap, profile picture, contact details, Owner/Admin/Member permissions, Captain status and add/edit functionality.</w:t>
-      </w:r>
-    </w:p>
-    <w:p>
-      <w:pPr>
-        <w:pStyle w:val="ListBullet"/>
-      </w:pPr>
-      <w:r>
-        <w:t>All areas of Titan requiring player information should use the same central player record and avoid duplicates.</w:t>
-      </w:r>
-    </w:p>
-    <w:p>
-      <w:pPr>
-        <w:pStyle w:val="ListBullet"/>
-        <w:numPr>
-          <w:ilvl w:val="0"/>
-          <w:numId w:val="0"/>
-        </w:numPr>
-        <w:ind w:left="360" w:hanging="360"/>
-      </w:pPr>
-    </w:p>
-    <w:p>
-      <w:pPr>
-        <w:pStyle w:val="ListBullet"/>
-        <w:numPr>
-          <w:ilvl w:val="0"/>
-          <w:numId w:val="0"/>
-        </w:numPr>
-        <w:ind w:left="360" w:hanging="360"/>
-      </w:pPr>
-      <w:r>
-        <w:t>I need to create another bit to this… Called T-Cards, to go with T-</w:t>
-      </w:r>
-      <w:proofErr w:type="gramStart"/>
-      <w:r>
-        <w:t>Tags..</w:t>
-      </w:r>
-      <w:proofErr w:type="gramEnd"/>
-      <w:r>
-        <w:t xml:space="preserve"> This is going to be epic… ;-)</w:t>
-      </w:r>
-    </w:p>
-    <w:p>
-      <w:pPr>
-        <w:pStyle w:val="ListBullet"/>
-        <w:numPr>
-          <w:ilvl w:val="0"/>
-          <w:numId w:val="0"/>
-        </w:numPr>
-        <w:ind w:left="360" w:hanging="360"/>
-      </w:pPr>
-    </w:p>
-    <w:p>
-      <w:pPr>
-        <w:jc w:val="center"/>
-      </w:pPr>
-      <w:r>
-        <w:rPr>
-          <w:b/>
-          <w:color w:val="9A7A12"/>
-        </w:rPr>
-        <w:t>Photo 1 –</w:t>
-      </w:r>
-      <w:r>
-        <w:rPr>
-          <w:b/>
-          <w:color w:val="9A7A12"/>
-        </w:rPr>
-        <w:t xml:space="preserve"> </w:t>
-      </w:r>
-      <w:proofErr w:type="gramStart"/>
-      <w:r>
-        <w:rPr>
-          <w:b/>
-          <w:color w:val="9A7A12"/>
-        </w:rPr>
-        <w:t>Players</w:t>
-      </w:r>
-      <w:proofErr w:type="gramEnd"/>
-      <w:r>
-        <w:rPr>
-          <w:b/>
-          <w:color w:val="9A7A12"/>
-        </w:rPr>
-        <w:t xml:space="preserve"> screen</w:t>
-      </w:r>
-    </w:p>
-    <w:p>
-      <w:pPr>
-        <w:pStyle w:val="ListBullet"/>
-        <w:numPr>
-          <w:ilvl w:val="0"/>
-          <w:numId w:val="0"/>
-        </w:numPr>
-        <w:ind w:left="360" w:hanging="360"/>
-      </w:pPr>
-    </w:p>
-    <w:p>
-      <w:pPr>
-        <w:jc w:val="center"/>
-      </w:pPr>
-      <w:r>
-        <w:rPr>
-          <w:noProof/>
-        </w:rPr>
-        <w:drawing>
-          <wp:inline distT="0" distB="0" distL="0" distR="0" wp14:anchorId="4C5D3519" wp14:editId="495042BB">
-            <wp:extent cx="1872833" cy="4053005"/>
-            <wp:effectExtent l="0" t="0" r="0" b="0"/>
-            <wp:docPr id="1" name="Picture 1"/>
-            <wp:cNvGraphicFramePr>
-              <a:graphicFrameLocks xmlns:a="http://schemas.openxmlformats.org/drawingml/2006/main" noChangeAspect="1"/>
-            </wp:cNvGraphicFramePr>
-            <a:graphic xmlns:a="http://schemas.openxmlformats.org/drawingml/2006/main">
-              <a:graphicData uri="http://schemas.openxmlformats.org/drawingml/2006/picture">
-                <pic:pic xmlns:pic="http://schemas.openxmlformats.org/drawingml/2006/picture">
-                  <pic:nvPicPr>
-                    <pic:cNvPr id="0" name="E7CBD124-7BD9-44FE-9A7F-890997AAB61B.png"/>
-                    <pic:cNvPicPr/>
-                  </pic:nvPicPr>
-                  <pic:blipFill>
-                    <a:blip r:embed="rId6"/>
-                    <a:stretch>
-                      <a:fillRect/>
-                    </a:stretch>
-                  </pic:blipFill>
-                  <pic:spPr>
-                    <a:xfrm>
-                      <a:off x="0" y="0"/>
-                      <a:ext cx="1901021" cy="4114007"/>
-                    </a:xfrm>
-                    <a:prstGeom prst="rect">
-                      <a:avLst/>
-                    </a:prstGeom>
-                  </pic:spPr>
-                </pic:pic>
-              </a:graphicData>
-            </a:graphic>
-          </wp:inline>
-        </w:drawing>
-      </w:r>
-      <w:bookmarkStart w:id="0" w:name="OLE_LINK1"/>
-    </w:p>
-    <w:bookmarkEnd w:id="0"/>
-    <w:p>
-      <w:r>
-        <w:br w:type="page"/>
-      </w:r>
-    </w:p>
-    <w:p>
-      <w:pPr>
-        <w:pStyle w:val="Heading1"/>
-      </w:pPr>
-      <w:r>
-        <w:lastRenderedPageBreak/>
-        <w:t>10. Spectator Mode – Bottom Score Bar</w:t>
-      </w:r>
-    </w:p>
-    <w:p>
-      <w:pPr>
-        <w:pStyle w:val="ListBullet"/>
-      </w:pPr>
-      <w:r>
-        <w:t>Fully test Spectator Mode, specifically the bottom live score bar.</w:t>
-      </w:r>
-    </w:p>
-    <w:p>
-      <w:pPr>
-        <w:pStyle w:val="ListBullet"/>
-      </w:pPr>
-      <w:r>
-        <w:t>Confirm correct players, scores, holes, match/game position and relevant live information are displayed and update correctly.</w:t>
-      </w:r>
-    </w:p>
-    <w:p>
-      <w:pPr>
-        <w:pStyle w:val="ListBullet"/>
-      </w:pPr>
-      <w:r>
-        <w:t>Check supported screen sizes and ensure spectators have no scoring/editing permissions.</w:t>
-      </w:r>
-    </w:p>
-    <w:p>
-      <w:pPr>
-        <w:pStyle w:val="Heading1"/>
-      </w:pPr>
-      <w:r>
-        <w:t>11. Individual Tournament Mode – Full Logic Check</w:t>
-      </w:r>
-    </w:p>
-    <w:p>
-      <w:pPr>
-        <w:pStyle w:val="ListBullet"/>
-      </w:pPr>
-      <w:r>
-        <w:t>Perform a full check of Individual Tournament Mode.</w:t>
-      </w:r>
-    </w:p>
-    <w:p>
-      <w:pPr>
-        <w:pStyle w:val="ListBullet"/>
-      </w:pPr>
-      <w:r>
-        <w:t>There has previously been confusion between Individual Tournament structure and betting functionality.</w:t>
-      </w:r>
-    </w:p>
-    <w:p>
-      <w:pPr>
-        <w:pStyle w:val="ListBullet"/>
-      </w:pPr>
-      <w:r>
-        <w:t>Retain the existing division splitting functionality unless an actual fault is identified.</w:t>
-      </w:r>
-    </w:p>
-    <w:p>
-      <w:pPr>
-        <w:pStyle w:val="ListBullet"/>
-      </w:pPr>
-      <w:r>
-        <w:t>Check betting is not interfering with tournament/division logic.</w:t>
-      </w:r>
-    </w:p>
-    <w:p>
-      <w:pPr>
-        <w:pStyle w:val="ListBullet"/>
-      </w:pPr>
-      <w:r>
-        <w:t>Check the back/division splits: a split appears to occur at the start and then repeat itself. Identify and correct the duplication without damaging the working division logic.</w:t>
-      </w:r>
-    </w:p>
-    <w:p>
-      <w:pPr>
-        <w:pStyle w:val="ListBullet"/>
-      </w:pPr>
-      <w:r>
-        <w:t>Test from tournament creation through completion, including leaderboards, scores, divisions and results.</w:t>
       </w:r>
     </w:p>
     <w:p>

--- a/screenshots/TITAN_APP_DEVELOPMENT_TODO_DAVE_12_TASKS.docx
+++ b/screenshots/TITAN_APP_DEVELOPMENT_TODO_DAVE_12_TASKS.docx
@@ -153,6 +153,1944 @@
       </w:r>
       <w:r>
         <w:t>12 development/testing items currently outstanding. Further screenshots and tasks can be added as development continues.</w:t>
+      </w:r>
+    </w:p>
+    <w:p/>
+    <w:p/>
+    <w:p>
+      <w:r>
+        <w:t>21 August 2026 to do extras</w:t>
+      </w:r>
+    </w:p>
+    <w:p/>
+    <w:p>
+      <w:pPr>
+        <w:pStyle w:val="ListParagraph"/>
+        <w:numPr>
+          <w:ilvl w:val="0"/>
+          <w:numId w:val="14"/>
+        </w:numPr>
+      </w:pPr>
+      <w:r>
+        <w:t xml:space="preserve">Extra to do list </w:t>
+      </w:r>
+    </w:p>
+    <w:p/>
+    <w:p>
+      <w:pPr>
+        <w:pStyle w:val="ListParagraph"/>
+        <w:numPr>
+          <w:ilvl w:val="0"/>
+          <w:numId w:val="14"/>
+        </w:numPr>
+      </w:pPr>
+      <w:r>
+        <w:t xml:space="preserve">Kronos needs to be changed in the multi tournament mode to just overall winner. There also need to be a prize for this and needs to be in the same area as the divisional prizes. </w:t>
+      </w:r>
+    </w:p>
+    <w:p/>
+    <w:p>
+      <w:pPr>
+        <w:pStyle w:val="ListParagraph"/>
+        <w:numPr>
+          <w:ilvl w:val="0"/>
+          <w:numId w:val="14"/>
+        </w:numPr>
+      </w:pPr>
+      <w:r>
+        <w:t>S</w:t>
+      </w:r>
+      <w:r>
+        <w:t xml:space="preserve">tableford needs to continue in tournament mode. </w:t>
+      </w:r>
+      <w:r>
+        <w:t xml:space="preserve"> – So once the match is ended, we need them to finish the round for Stableford scores, we have this in casual if it is a side game. This makes a huge difference in Kronos standings.</w:t>
+      </w:r>
+    </w:p>
+    <w:p/>
+    <w:p>
+      <w:pPr>
+        <w:pStyle w:val="ListParagraph"/>
+        <w:numPr>
+          <w:ilvl w:val="0"/>
+          <w:numId w:val="14"/>
+        </w:numPr>
+      </w:pPr>
+      <w:r>
+        <w:t xml:space="preserve">In the tournament home </w:t>
+      </w:r>
+      <w:proofErr w:type="gramStart"/>
+      <w:r>
+        <w:t>page</w:t>
+      </w:r>
+      <w:proofErr w:type="gramEnd"/>
+      <w:r>
+        <w:t xml:space="preserve"> we need to change the icon to read Prize Positions. Don’t know if it’s worth combining this into the leaderboard tab to make it cleaner. </w:t>
+      </w:r>
+    </w:p>
+    <w:p/>
+    <w:p>
+      <w:pPr>
+        <w:pStyle w:val="ListParagraph"/>
+        <w:numPr>
+          <w:ilvl w:val="0"/>
+          <w:numId w:val="14"/>
+        </w:numPr>
+      </w:pPr>
+      <w:r>
+        <w:t xml:space="preserve">Camera is not displaying course and hole </w:t>
+      </w:r>
+      <w:proofErr w:type="gramStart"/>
+      <w:r>
+        <w:t>your</w:t>
+      </w:r>
+      <w:proofErr w:type="gramEnd"/>
+      <w:r>
+        <w:t xml:space="preserve"> on or your name this need to be added back. </w:t>
+      </w:r>
+    </w:p>
+    <w:p/>
+    <w:p>
+      <w:pPr>
+        <w:pStyle w:val="ListParagraph"/>
+        <w:numPr>
+          <w:ilvl w:val="0"/>
+          <w:numId w:val="14"/>
+        </w:numPr>
+      </w:pPr>
+      <w:r>
+        <w:t xml:space="preserve">When you select how many days a tournament is over that need to be </w:t>
+      </w:r>
+      <w:proofErr w:type="gramStart"/>
+      <w:r>
+        <w:t>change</w:t>
+      </w:r>
+      <w:proofErr w:type="gramEnd"/>
+      <w:r>
+        <w:t xml:space="preserve"> to rounds instead of days. Calculation is </w:t>
+      </w:r>
+      <w:proofErr w:type="gramStart"/>
+      <w:r>
+        <w:t>correct..</w:t>
+      </w:r>
+      <w:proofErr w:type="gramEnd"/>
+      <w:r>
+        <w:t xml:space="preserve"> </w:t>
+      </w:r>
+    </w:p>
+    <w:p/>
+    <w:p>
+      <w:pPr>
+        <w:pStyle w:val="ListParagraph"/>
+        <w:numPr>
+          <w:ilvl w:val="0"/>
+          <w:numId w:val="14"/>
+        </w:numPr>
+      </w:pPr>
+      <w:r>
+        <w:t xml:space="preserve">The date selection </w:t>
+      </w:r>
+      <w:proofErr w:type="gramStart"/>
+      <w:r>
+        <w:t>need</w:t>
+      </w:r>
+      <w:proofErr w:type="gramEnd"/>
+      <w:r>
+        <w:t xml:space="preserve"> to be a calendar. </w:t>
+      </w:r>
+    </w:p>
+    <w:p/>
+    <w:p>
+      <w:pPr>
+        <w:pStyle w:val="ListParagraph"/>
+        <w:numPr>
+          <w:ilvl w:val="0"/>
+          <w:numId w:val="14"/>
+        </w:numPr>
+      </w:pPr>
+      <w:r>
+        <w:t>Temporarily removed GPS</w:t>
+      </w:r>
+      <w:r>
+        <w:t xml:space="preserve"> – hide it for a min, something big is coming.</w:t>
+      </w:r>
+    </w:p>
+    <w:p/>
+    <w:p>
+      <w:pPr>
+        <w:pStyle w:val="ListParagraph"/>
+        <w:numPr>
+          <w:ilvl w:val="0"/>
+          <w:numId w:val="14"/>
+        </w:numPr>
+      </w:pPr>
+      <w:r>
+        <w:t xml:space="preserve">Once all games have been played in tournament mode it should display as finished not </w:t>
+      </w:r>
+      <w:proofErr w:type="gramStart"/>
+      <w:r>
+        <w:t>live</w:t>
+      </w:r>
+      <w:proofErr w:type="gramEnd"/>
+      <w:r>
+        <w:t xml:space="preserve">. </w:t>
+      </w:r>
+    </w:p>
+    <w:p/>
+    <w:p>
+      <w:pPr>
+        <w:pStyle w:val="ListParagraph"/>
+        <w:numPr>
+          <w:ilvl w:val="0"/>
+          <w:numId w:val="14"/>
+        </w:numPr>
+      </w:pPr>
+      <w:r>
+        <w:t xml:space="preserve">In the tournament admin </w:t>
+      </w:r>
+      <w:proofErr w:type="gramStart"/>
+      <w:r>
+        <w:t>page</w:t>
+      </w:r>
+      <w:proofErr w:type="gramEnd"/>
+      <w:r>
+        <w:t xml:space="preserve"> we should have a complete button to </w:t>
+      </w:r>
+      <w:proofErr w:type="gramStart"/>
+      <w:r>
+        <w:t>completely finish</w:t>
+      </w:r>
+      <w:proofErr w:type="gramEnd"/>
+      <w:r>
+        <w:t xml:space="preserve"> and archive a tournament. </w:t>
+      </w:r>
+    </w:p>
+    <w:p/>
+    <w:p>
+      <w:pPr>
+        <w:pStyle w:val="ListParagraph"/>
+        <w:numPr>
+          <w:ilvl w:val="0"/>
+          <w:numId w:val="14"/>
+        </w:numPr>
+      </w:pPr>
+      <w:r>
+        <w:t>Need to be able to delete message in the Inbox area.</w:t>
+      </w:r>
+    </w:p>
+    <w:p/>
+    <w:p>
+      <w:pPr>
+        <w:pStyle w:val="ListParagraph"/>
+        <w:numPr>
+          <w:ilvl w:val="0"/>
+          <w:numId w:val="14"/>
+        </w:numPr>
+      </w:pPr>
+      <w:r>
+        <w:t xml:space="preserve">When we send out the final news reel we need to sort the top part out. </w:t>
+      </w:r>
+    </w:p>
+    <w:p/>
+    <w:p>
+      <w:pPr>
+        <w:pStyle w:val="ListParagraph"/>
+        <w:numPr>
+          <w:ilvl w:val="0"/>
+          <w:numId w:val="14"/>
+        </w:numPr>
+      </w:pPr>
+      <w:r>
+        <w:t xml:space="preserve">On the main home </w:t>
+      </w:r>
+      <w:proofErr w:type="gramStart"/>
+      <w:r>
+        <w:t>page</w:t>
+      </w:r>
+      <w:proofErr w:type="gramEnd"/>
+      <w:r>
+        <w:t xml:space="preserve"> the bottom right tab should be a help page on how to </w:t>
+      </w:r>
+      <w:proofErr w:type="gramStart"/>
+      <w:r>
+        <w:t>doing</w:t>
+      </w:r>
+      <w:proofErr w:type="gramEnd"/>
+      <w:r>
+        <w:t xml:space="preserve"> things with documentation. </w:t>
+      </w:r>
+    </w:p>
+    <w:p/>
+    <w:p>
+      <w:pPr>
+        <w:pStyle w:val="ListParagraph"/>
+        <w:numPr>
+          <w:ilvl w:val="0"/>
+          <w:numId w:val="14"/>
+        </w:numPr>
+      </w:pPr>
+      <w:r>
+        <w:t xml:space="preserve">In the tournament headboard we need to display better on who </w:t>
+      </w:r>
+      <w:proofErr w:type="spellStart"/>
+      <w:r>
+        <w:t>one</w:t>
+      </w:r>
+      <w:proofErr w:type="spellEnd"/>
+      <w:r>
+        <w:t xml:space="preserve"> the match. Currently only displays the results. Name needs to be highlighted or something to indicate who won the 4BBB </w:t>
+      </w:r>
+      <w:proofErr w:type="spellStart"/>
+      <w:r>
+        <w:t>stableford</w:t>
+      </w:r>
+      <w:proofErr w:type="spellEnd"/>
+      <w:r>
+        <w:t xml:space="preserve"> match. </w:t>
+      </w:r>
+    </w:p>
+    <w:p/>
+    <w:p>
+      <w:pPr>
+        <w:pStyle w:val="ListParagraph"/>
+        <w:numPr>
+          <w:ilvl w:val="0"/>
+          <w:numId w:val="14"/>
+        </w:numPr>
+      </w:pPr>
+      <w:r>
+        <w:t xml:space="preserve">If there is a draw the Ai news bot should mention the formula used to declare the win. </w:t>
+      </w:r>
+    </w:p>
+    <w:p/>
+    <w:p/>
+    <w:p>
+      <w:pPr>
+        <w:pStyle w:val="ListParagraph"/>
+        <w:numPr>
+          <w:ilvl w:val="0"/>
+          <w:numId w:val="14"/>
+        </w:numPr>
+      </w:pPr>
+      <w:r>
+        <w:t xml:space="preserve">A new tournament mode needs to be created and called the titan way. Minimum of four teams and 16 players. 4BBB </w:t>
+      </w:r>
+      <w:proofErr w:type="spellStart"/>
+      <w:r>
+        <w:t>stableford</w:t>
+      </w:r>
+      <w:proofErr w:type="spellEnd"/>
+      <w:r>
+        <w:t xml:space="preserve"> matchplay than then feeds into a player off. </w:t>
+      </w:r>
+    </w:p>
+    <w:p/>
+    <w:p>
+      <w:pPr>
+        <w:pStyle w:val="ListParagraph"/>
+        <w:numPr>
+          <w:ilvl w:val="0"/>
+          <w:numId w:val="14"/>
+        </w:numPr>
+      </w:pPr>
+      <w:r>
+        <w:t>18. TITAN TOUR – TEAMS &amp; OPENING ROUNDS</w:t>
+      </w:r>
+    </w:p>
+    <w:p/>
+    <w:p>
+      <w:pPr>
+        <w:pStyle w:val="ListParagraph"/>
+        <w:numPr>
+          <w:ilvl w:val="0"/>
+          <w:numId w:val="14"/>
+        </w:numPr>
+      </w:pPr>
+      <w:r>
+        <w:t>Titan Tour is the advanced Tournament preset.</w:t>
+      </w:r>
+    </w:p>
+    <w:p/>
+    <w:p>
+      <w:pPr>
+        <w:pStyle w:val="ListParagraph"/>
+        <w:numPr>
+          <w:ilvl w:val="0"/>
+          <w:numId w:val="14"/>
+        </w:numPr>
+      </w:pPr>
+      <w:r>
+        <w:t>It uses the Tournament Engine but adds the Titan-specific structure.</w:t>
+      </w:r>
+    </w:p>
+    <w:p/>
+    <w:p>
+      <w:pPr>
+        <w:pStyle w:val="ListParagraph"/>
+        <w:numPr>
+          <w:ilvl w:val="0"/>
+          <w:numId w:val="14"/>
+        </w:numPr>
+      </w:pPr>
+      <w:r>
+        <w:t>Supports:</w:t>
+      </w:r>
+    </w:p>
+    <w:p/>
+    <w:p>
+      <w:pPr>
+        <w:pStyle w:val="ListParagraph"/>
+        <w:numPr>
+          <w:ilvl w:val="1"/>
+          <w:numId w:val="14"/>
+        </w:numPr>
+      </w:pPr>
+      <w:r>
+        <w:t>Multiple teams</w:t>
+      </w:r>
+    </w:p>
+    <w:p>
+      <w:pPr>
+        <w:pStyle w:val="ListParagraph"/>
+        <w:numPr>
+          <w:ilvl w:val="1"/>
+          <w:numId w:val="14"/>
+        </w:numPr>
+      </w:pPr>
+      <w:r>
+        <w:t>Default team size = 4</w:t>
+      </w:r>
+    </w:p>
+    <w:p>
+      <w:pPr>
+        <w:pStyle w:val="ListParagraph"/>
+        <w:numPr>
+          <w:ilvl w:val="1"/>
+          <w:numId w:val="14"/>
+        </w:numPr>
+      </w:pPr>
+      <w:r>
+        <w:t>One Captain per team</w:t>
+      </w:r>
+    </w:p>
+    <w:p/>
+    <w:p>
+      <w:pPr>
+        <w:pStyle w:val="ListParagraph"/>
+        <w:numPr>
+          <w:ilvl w:val="0"/>
+          <w:numId w:val="14"/>
+        </w:numPr>
+      </w:pPr>
+      <w:r>
+        <w:t>Captains must play with each teammate at least once during the configured opening rounds.</w:t>
+      </w:r>
+    </w:p>
+    <w:p/>
+    <w:p>
+      <w:pPr>
+        <w:pStyle w:val="ListParagraph"/>
+        <w:numPr>
+          <w:ilvl w:val="0"/>
+          <w:numId w:val="14"/>
+        </w:numPr>
+      </w:pPr>
+      <w:r>
+        <w:t>Normally:</w:t>
+      </w:r>
+    </w:p>
+    <w:p/>
+    <w:p>
+      <w:pPr>
+        <w:pStyle w:val="ListParagraph"/>
+        <w:numPr>
+          <w:ilvl w:val="0"/>
+          <w:numId w:val="14"/>
+        </w:numPr>
+      </w:pPr>
+      <w:r>
+        <w:t>Rounds 1–3</w:t>
+      </w:r>
+    </w:p>
+    <w:p/>
+    <w:p>
+      <w:pPr>
+        <w:pStyle w:val="ListParagraph"/>
+        <w:numPr>
+          <w:ilvl w:val="0"/>
+          <w:numId w:val="14"/>
+        </w:numPr>
+      </w:pPr>
+      <w:r>
+        <w:t>However, opening-round count must be configurable.</w:t>
+      </w:r>
+    </w:p>
+    <w:p/>
+    <w:p>
+      <w:pPr>
+        <w:pStyle w:val="ListParagraph"/>
+        <w:numPr>
+          <w:ilvl w:val="0"/>
+          <w:numId w:val="14"/>
+        </w:numPr>
+      </w:pPr>
+      <w:r>
+        <w:t>Examples:</w:t>
+      </w:r>
+    </w:p>
+    <w:p/>
+    <w:p>
+      <w:pPr>
+        <w:pStyle w:val="ListParagraph"/>
+        <w:numPr>
+          <w:ilvl w:val="1"/>
+          <w:numId w:val="14"/>
+        </w:numPr>
+      </w:pPr>
+      <w:r>
+        <w:t>1–3</w:t>
+      </w:r>
+    </w:p>
+    <w:p>
+      <w:pPr>
+        <w:pStyle w:val="ListParagraph"/>
+        <w:numPr>
+          <w:ilvl w:val="1"/>
+          <w:numId w:val="14"/>
+        </w:numPr>
+      </w:pPr>
+      <w:r>
+        <w:t>1–5</w:t>
+      </w:r>
+    </w:p>
+    <w:p>
+      <w:pPr>
+        <w:pStyle w:val="ListParagraph"/>
+        <w:numPr>
+          <w:ilvl w:val="1"/>
+          <w:numId w:val="14"/>
+        </w:numPr>
+      </w:pPr>
+      <w:r>
+        <w:t>1–6</w:t>
+      </w:r>
+    </w:p>
+    <w:p>
+      <w:pPr>
+        <w:pStyle w:val="ListParagraph"/>
+        <w:numPr>
+          <w:ilvl w:val="1"/>
+          <w:numId w:val="14"/>
+        </w:numPr>
+      </w:pPr>
+      <w:r>
+        <w:t>Other configured number</w:t>
+      </w:r>
+    </w:p>
+    <w:p/>
+    <w:p>
+      <w:pPr>
+        <w:pStyle w:val="ListParagraph"/>
+        <w:numPr>
+          <w:ilvl w:val="0"/>
+          <w:numId w:val="14"/>
+        </w:numPr>
+      </w:pPr>
+      <w:r>
+        <w:lastRenderedPageBreak/>
+        <w:t>Opening rounds will normally use Fourball Match Play.</w:t>
+      </w:r>
+    </w:p>
+    <w:p/>
+    <w:p>
+      <w:pPr>
+        <w:pStyle w:val="ListParagraph"/>
+        <w:numPr>
+          <w:ilvl w:val="0"/>
+          <w:numId w:val="14"/>
+        </w:numPr>
+      </w:pPr>
+      <w:r>
+        <w:rPr>
+          <w:rFonts w:ascii="Roboto" w:hAnsi="Roboto" w:cs="Roboto"/>
+        </w:rPr>
+        <w:t>⸻</w:t>
+      </w:r>
+    </w:p>
+    <w:p/>
+    <w:p>
+      <w:pPr>
+        <w:pStyle w:val="ListParagraph"/>
+        <w:numPr>
+          <w:ilvl w:val="0"/>
+          <w:numId w:val="14"/>
+        </w:numPr>
+      </w:pPr>
+      <w:r>
+        <w:t>19. TITAN TOUR – HANDICAP DEFAULTS</w:t>
+      </w:r>
+    </w:p>
+    <w:p/>
+    <w:p>
+      <w:pPr>
+        <w:pStyle w:val="ListParagraph"/>
+        <w:numPr>
+          <w:ilvl w:val="0"/>
+          <w:numId w:val="14"/>
+        </w:numPr>
+      </w:pPr>
+      <w:r>
+        <w:t>Default settings:</w:t>
+      </w:r>
+    </w:p>
+    <w:p/>
+    <w:p>
+      <w:pPr>
+        <w:pStyle w:val="ListParagraph"/>
+        <w:numPr>
+          <w:ilvl w:val="0"/>
+          <w:numId w:val="14"/>
+        </w:numPr>
+      </w:pPr>
+      <w:r>
+        <w:t>Maximum Playing Handicap = 18 – optional</w:t>
+      </w:r>
+    </w:p>
+    <w:p/>
+    <w:p>
+      <w:pPr>
+        <w:pStyle w:val="ListParagraph"/>
+        <w:numPr>
+          <w:ilvl w:val="0"/>
+          <w:numId w:val="14"/>
+        </w:numPr>
+      </w:pPr>
+      <w:r>
+        <w:t>Players above the cap play from the maximum.</w:t>
+      </w:r>
+    </w:p>
+    <w:p/>
+    <w:p>
+      <w:pPr>
+        <w:pStyle w:val="ListParagraph"/>
+        <w:numPr>
+          <w:ilvl w:val="0"/>
+          <w:numId w:val="14"/>
+        </w:numPr>
+      </w:pPr>
+      <w:r>
+        <w:t>No slope calculation.</w:t>
+      </w:r>
+    </w:p>
+    <w:p/>
+    <w:p>
+      <w:pPr>
+        <w:pStyle w:val="ListParagraph"/>
+        <w:numPr>
+          <w:ilvl w:val="0"/>
+          <w:numId w:val="14"/>
+        </w:numPr>
+      </w:pPr>
+      <w:r>
+        <w:t>Final Tournament Handicaps can be locked.</w:t>
+      </w:r>
+    </w:p>
+    <w:p/>
+    <w:p>
+      <w:pPr>
+        <w:pStyle w:val="ListParagraph"/>
+        <w:numPr>
+          <w:ilvl w:val="0"/>
+          <w:numId w:val="14"/>
+        </w:numPr>
+      </w:pPr>
+      <w:r>
+        <w:t>Default main-game handicap rules:</w:t>
+      </w:r>
+    </w:p>
+    <w:p/>
+    <w:p>
+      <w:pPr>
+        <w:pStyle w:val="ListParagraph"/>
+        <w:numPr>
+          <w:ilvl w:val="0"/>
+          <w:numId w:val="14"/>
+        </w:numPr>
+      </w:pPr>
+      <w:r>
+        <w:t>Fourball Match Play = 75% of handicap difference</w:t>
+      </w:r>
+    </w:p>
+    <w:p/>
+    <w:p>
+      <w:pPr>
+        <w:pStyle w:val="ListParagraph"/>
+        <w:numPr>
+          <w:ilvl w:val="0"/>
+          <w:numId w:val="14"/>
+        </w:numPr>
+      </w:pPr>
+      <w:r>
+        <w:t>Singles Match Play = 85% of handicap difference</w:t>
+      </w:r>
+    </w:p>
+    <w:p/>
+    <w:p>
+      <w:pPr>
+        <w:pStyle w:val="ListParagraph"/>
+        <w:numPr>
+          <w:ilvl w:val="0"/>
+          <w:numId w:val="14"/>
+        </w:numPr>
+      </w:pPr>
+      <w:r>
+        <w:t>These defaults remain editable by Admin.</w:t>
+      </w:r>
+    </w:p>
+    <w:p/>
+    <w:p>
+      <w:pPr>
+        <w:pStyle w:val="ListParagraph"/>
+        <w:numPr>
+          <w:ilvl w:val="0"/>
+          <w:numId w:val="14"/>
+        </w:numPr>
+      </w:pPr>
+      <w:r>
+        <w:t>Separate from these:</w:t>
+      </w:r>
+    </w:p>
+    <w:p/>
+    <w:p>
+      <w:pPr>
+        <w:pStyle w:val="ListParagraph"/>
+        <w:numPr>
+          <w:ilvl w:val="0"/>
+          <w:numId w:val="14"/>
+        </w:numPr>
+      </w:pPr>
+      <w:r>
+        <w:t>KRONOS = ALWAYS 100% HANDICAP</w:t>
+      </w:r>
+    </w:p>
+    <w:p/>
+    <w:p>
+      <w:pPr>
+        <w:pStyle w:val="ListParagraph"/>
+        <w:numPr>
+          <w:ilvl w:val="0"/>
+          <w:numId w:val="14"/>
+        </w:numPr>
+      </w:pPr>
+      <w:r>
+        <w:t>The main Match Play percentages must never affect Kronos.</w:t>
+      </w:r>
+    </w:p>
+    <w:p/>
+    <w:p>
+      <w:pPr>
+        <w:pStyle w:val="ListParagraph"/>
+        <w:numPr>
+          <w:ilvl w:val="0"/>
+          <w:numId w:val="14"/>
+        </w:numPr>
+      </w:pPr>
+      <w:r>
+        <w:rPr>
+          <w:rFonts w:ascii="Roboto" w:hAnsi="Roboto" w:cs="Roboto"/>
+        </w:rPr>
+        <w:lastRenderedPageBreak/>
+        <w:t>⸻</w:t>
+      </w:r>
+    </w:p>
+    <w:p/>
+    <w:p>
+      <w:pPr>
+        <w:pStyle w:val="ListParagraph"/>
+        <w:numPr>
+          <w:ilvl w:val="0"/>
+          <w:numId w:val="14"/>
+        </w:numPr>
+      </w:pPr>
+      <w:r>
+        <w:t>20. TITAN TOUR – TEAM CHAMPIONSHIP</w:t>
+      </w:r>
+    </w:p>
+    <w:p/>
+    <w:p>
+      <w:pPr>
+        <w:pStyle w:val="ListParagraph"/>
+        <w:numPr>
+          <w:ilvl w:val="0"/>
+          <w:numId w:val="14"/>
+        </w:numPr>
+      </w:pPr>
+      <w:r>
+        <w:t>Opening rounds build the Team League Table.</w:t>
+      </w:r>
+    </w:p>
+    <w:p/>
+    <w:p>
+      <w:pPr>
+        <w:pStyle w:val="ListParagraph"/>
+        <w:numPr>
+          <w:ilvl w:val="0"/>
+          <w:numId w:val="14"/>
+        </w:numPr>
+      </w:pPr>
+      <w:r>
+        <w:t>Every match awards Team Points according to the configured points system.</w:t>
+      </w:r>
+    </w:p>
+    <w:p/>
+    <w:p>
+      <w:pPr>
+        <w:pStyle w:val="ListParagraph"/>
+        <w:numPr>
+          <w:ilvl w:val="0"/>
+          <w:numId w:val="14"/>
+        </w:numPr>
+      </w:pPr>
+      <w:r>
+        <w:t>All Team Points accumulate automatically.</w:t>
+      </w:r>
+    </w:p>
+    <w:p/>
+    <w:p>
+      <w:pPr>
+        <w:pStyle w:val="ListParagraph"/>
+        <w:numPr>
+          <w:ilvl w:val="0"/>
+          <w:numId w:val="14"/>
+        </w:numPr>
+      </w:pPr>
+      <w:r>
+        <w:t>TEAM LEAGUE TIE-BREAK</w:t>
+      </w:r>
+    </w:p>
+    <w:p/>
+    <w:p>
+      <w:pPr>
+        <w:pStyle w:val="ListParagraph"/>
+        <w:numPr>
+          <w:ilvl w:val="0"/>
+          <w:numId w:val="14"/>
+        </w:numPr>
+      </w:pPr>
+      <w:r>
+        <w:t>Highest combined Stableford score</w:t>
+      </w:r>
+    </w:p>
+    <w:p>
+      <w:pPr>
+        <w:pStyle w:val="ListParagraph"/>
+        <w:numPr>
+          <w:ilvl w:val="0"/>
+          <w:numId w:val="14"/>
+        </w:numPr>
+      </w:pPr>
+      <w:r>
+        <w:t>Configured secondary Tournament tie-break</w:t>
+      </w:r>
+    </w:p>
+    <w:p/>
+    <w:p>
+      <w:pPr>
+        <w:pStyle w:val="ListParagraph"/>
+        <w:numPr>
+          <w:ilvl w:val="0"/>
+          <w:numId w:val="14"/>
+        </w:numPr>
+      </w:pPr>
+      <w:r>
+        <w:rPr>
+          <w:rFonts w:ascii="Roboto" w:hAnsi="Roboto" w:cs="Roboto"/>
+        </w:rPr>
+        <w:t>⸻</w:t>
+      </w:r>
+    </w:p>
+    <w:p/>
+    <w:p>
+      <w:pPr>
+        <w:pStyle w:val="ListParagraph"/>
+        <w:numPr>
+          <w:ilvl w:val="0"/>
+          <w:numId w:val="14"/>
+        </w:numPr>
+      </w:pPr>
+      <w:r>
+        <w:t>21. TITAN TOUR – FINAL DAY</w:t>
+      </w:r>
+    </w:p>
+    <w:p/>
+    <w:p>
+      <w:pPr>
+        <w:pStyle w:val="ListParagraph"/>
+        <w:numPr>
+          <w:ilvl w:val="0"/>
+          <w:numId w:val="14"/>
+        </w:numPr>
+      </w:pPr>
+      <w:r>
+        <w:t>Titan Tour supports the League-to-Final-Day structure.</w:t>
+      </w:r>
+    </w:p>
+    <w:p/>
+    <w:p>
+      <w:pPr>
+        <w:pStyle w:val="ListParagraph"/>
+        <w:numPr>
+          <w:ilvl w:val="0"/>
+          <w:numId w:val="14"/>
+        </w:numPr>
+      </w:pPr>
+      <w:r>
+        <w:t>Final-day team pairings are determined by League position.</w:t>
+      </w:r>
+    </w:p>
+    <w:p/>
+    <w:p>
+      <w:pPr>
+        <w:pStyle w:val="ListParagraph"/>
+        <w:numPr>
+          <w:ilvl w:val="0"/>
+          <w:numId w:val="14"/>
+        </w:numPr>
+      </w:pPr>
+      <w:r>
+        <w:t>Example:</w:t>
+      </w:r>
+    </w:p>
+    <w:p/>
+    <w:p>
+      <w:pPr>
+        <w:pStyle w:val="ListParagraph"/>
+        <w:numPr>
+          <w:ilvl w:val="0"/>
+          <w:numId w:val="14"/>
+        </w:numPr>
+      </w:pPr>
+      <w:r>
+        <w:t>1st vs 2nd</w:t>
+      </w:r>
+    </w:p>
+    <w:p/>
+    <w:p>
+      <w:pPr>
+        <w:pStyle w:val="ListParagraph"/>
+        <w:numPr>
+          <w:ilvl w:val="0"/>
+          <w:numId w:val="14"/>
+        </w:numPr>
+      </w:pPr>
+      <w:r>
+        <w:t>3rd vs 4th</w:t>
+      </w:r>
+    </w:p>
+    <w:p/>
+    <w:p>
+      <w:pPr>
+        <w:pStyle w:val="ListParagraph"/>
+        <w:numPr>
+          <w:ilvl w:val="0"/>
+          <w:numId w:val="14"/>
+        </w:numPr>
+      </w:pPr>
+      <w:r>
+        <w:t>5th vs 6th</w:t>
+      </w:r>
+    </w:p>
+    <w:p/>
+    <w:p>
+      <w:pPr>
+        <w:pStyle w:val="ListParagraph"/>
+        <w:numPr>
+          <w:ilvl w:val="0"/>
+          <w:numId w:val="14"/>
+        </w:numPr>
+      </w:pPr>
+      <w:r>
+        <w:t>Continue this logic depending on the number of teams.</w:t>
+      </w:r>
+    </w:p>
+    <w:p/>
+    <w:p>
+      <w:pPr>
+        <w:pStyle w:val="ListParagraph"/>
+        <w:numPr>
+          <w:ilvl w:val="0"/>
+          <w:numId w:val="14"/>
+        </w:numPr>
+      </w:pPr>
+      <w:r>
+        <w:rPr>
+          <w:rFonts w:ascii="Roboto" w:hAnsi="Roboto" w:cs="Roboto"/>
+        </w:rPr>
+        <w:t>⸻</w:t>
+      </w:r>
+    </w:p>
+    <w:p/>
+    <w:p>
+      <w:pPr>
+        <w:pStyle w:val="ListParagraph"/>
+        <w:numPr>
+          <w:ilvl w:val="0"/>
+          <w:numId w:val="14"/>
+        </w:numPr>
+      </w:pPr>
+      <w:r>
+        <w:t>22. FINAL-DAY SINGLES DRAW</w:t>
+      </w:r>
+    </w:p>
+    <w:p/>
+    <w:p>
+      <w:pPr>
+        <w:pStyle w:val="ListParagraph"/>
+        <w:numPr>
+          <w:ilvl w:val="0"/>
+          <w:numId w:val="14"/>
+        </w:numPr>
+      </w:pPr>
+      <w:r>
+        <w:t>Within opposing final-day teams, players are paired by their overall Stableford ranking.</w:t>
+      </w:r>
+    </w:p>
+    <w:p/>
+    <w:p>
+      <w:pPr>
+        <w:pStyle w:val="ListParagraph"/>
+        <w:numPr>
+          <w:ilvl w:val="0"/>
+          <w:numId w:val="14"/>
+        </w:numPr>
+      </w:pPr>
+      <w:r>
+        <w:t>Highest vs Highest</w:t>
+      </w:r>
+    </w:p>
+    <w:p/>
+    <w:p>
+      <w:pPr>
+        <w:pStyle w:val="ListParagraph"/>
+        <w:numPr>
+          <w:ilvl w:val="0"/>
+          <w:numId w:val="14"/>
+        </w:numPr>
+      </w:pPr>
+      <w:r>
+        <w:t>2nd vs 2nd</w:t>
+      </w:r>
+    </w:p>
+    <w:p/>
+    <w:p>
+      <w:pPr>
+        <w:pStyle w:val="ListParagraph"/>
+        <w:numPr>
+          <w:ilvl w:val="0"/>
+          <w:numId w:val="14"/>
+        </w:numPr>
+      </w:pPr>
+      <w:r>
+        <w:t>3rd vs 3rd</w:t>
+      </w:r>
+    </w:p>
+    <w:p/>
+    <w:p>
+      <w:pPr>
+        <w:pStyle w:val="ListParagraph"/>
+        <w:numPr>
+          <w:ilvl w:val="0"/>
+          <w:numId w:val="14"/>
+        </w:numPr>
+      </w:pPr>
+      <w:r>
+        <w:t>4th vs 4th</w:t>
+      </w:r>
+    </w:p>
+    <w:p/>
+    <w:p>
+      <w:pPr>
+        <w:pStyle w:val="ListParagraph"/>
+        <w:numPr>
+          <w:ilvl w:val="0"/>
+          <w:numId w:val="14"/>
+        </w:numPr>
+      </w:pPr>
+      <w:r>
+        <w:t>Continue where required.</w:t>
+      </w:r>
+    </w:p>
+    <w:p/>
+    <w:p>
+      <w:pPr>
+        <w:pStyle w:val="ListParagraph"/>
+        <w:numPr>
+          <w:ilvl w:val="0"/>
+          <w:numId w:val="14"/>
+        </w:numPr>
+      </w:pPr>
+      <w:r>
+        <w:t>Default Singles Match Points:</w:t>
+      </w:r>
+    </w:p>
+    <w:p/>
+    <w:p>
+      <w:pPr>
+        <w:pStyle w:val="ListParagraph"/>
+        <w:numPr>
+          <w:ilvl w:val="0"/>
+          <w:numId w:val="14"/>
+        </w:numPr>
+      </w:pPr>
+      <w:r>
+        <w:t>Win = 3</w:t>
+      </w:r>
+    </w:p>
+    <w:p/>
+    <w:p>
+      <w:pPr>
+        <w:pStyle w:val="ListParagraph"/>
+        <w:numPr>
+          <w:ilvl w:val="0"/>
+          <w:numId w:val="14"/>
+        </w:numPr>
+      </w:pPr>
+      <w:r>
+        <w:t>Half = 1</w:t>
+      </w:r>
+    </w:p>
+    <w:p/>
+    <w:p>
+      <w:pPr>
+        <w:pStyle w:val="ListParagraph"/>
+        <w:numPr>
+          <w:ilvl w:val="0"/>
+          <w:numId w:val="14"/>
+        </w:numPr>
+      </w:pPr>
+      <w:r>
+        <w:t>Loss = 0</w:t>
+      </w:r>
+    </w:p>
+    <w:p/>
+    <w:p>
+      <w:pPr>
+        <w:pStyle w:val="ListParagraph"/>
+        <w:numPr>
+          <w:ilvl w:val="0"/>
+          <w:numId w:val="14"/>
+        </w:numPr>
+      </w:pPr>
+      <w:r>
+        <w:t>Values remain editable.</w:t>
+      </w:r>
+    </w:p>
+    <w:p/>
+    <w:p>
+      <w:pPr>
+        <w:pStyle w:val="ListParagraph"/>
+        <w:numPr>
+          <w:ilvl w:val="0"/>
+          <w:numId w:val="14"/>
+        </w:numPr>
+      </w:pPr>
+      <w:r>
+        <w:t>Configurable Clean Sweep Bonus.</w:t>
+      </w:r>
+    </w:p>
+    <w:p/>
+    <w:p>
+      <w:pPr>
+        <w:pStyle w:val="ListParagraph"/>
+        <w:numPr>
+          <w:ilvl w:val="0"/>
+          <w:numId w:val="14"/>
+        </w:numPr>
+      </w:pPr>
+      <w:r>
+        <w:t>Titan default:</w:t>
+      </w:r>
+    </w:p>
+    <w:p/>
+    <w:p>
+      <w:pPr>
+        <w:pStyle w:val="ListParagraph"/>
+        <w:numPr>
+          <w:ilvl w:val="0"/>
+          <w:numId w:val="14"/>
+        </w:numPr>
+      </w:pPr>
+      <w:r>
+        <w:t>2 points</w:t>
+      </w:r>
+    </w:p>
+    <w:p/>
+    <w:p>
+      <w:pPr>
+        <w:pStyle w:val="ListParagraph"/>
+        <w:numPr>
+          <w:ilvl w:val="0"/>
+          <w:numId w:val="14"/>
+        </w:numPr>
+      </w:pPr>
+      <w:r>
+        <w:rPr>
+          <w:rFonts w:ascii="Roboto" w:hAnsi="Roboto" w:cs="Roboto"/>
+        </w:rPr>
+        <w:t>⸻</w:t>
+      </w:r>
+    </w:p>
+    <w:p/>
+    <w:p>
+      <w:pPr>
+        <w:pStyle w:val="ListParagraph"/>
+        <w:numPr>
+          <w:ilvl w:val="0"/>
+          <w:numId w:val="14"/>
+        </w:numPr>
+      </w:pPr>
+      <w:r>
+        <w:t>23. KRONOS INDIVIDUAL CHAMPIONSHIP</w:t>
+      </w:r>
+    </w:p>
+    <w:p/>
+    <w:p>
+      <w:pPr>
+        <w:pStyle w:val="ListParagraph"/>
+        <w:numPr>
+          <w:ilvl w:val="0"/>
+          <w:numId w:val="14"/>
+        </w:numPr>
+      </w:pPr>
+      <w:r>
+        <w:t>Kronos is the name given to the Individual Stableford competition specifically within Titan Tour.</w:t>
+      </w:r>
+    </w:p>
+    <w:p/>
+    <w:p>
+      <w:pPr>
+        <w:pStyle w:val="ListParagraph"/>
+        <w:numPr>
+          <w:ilvl w:val="0"/>
+          <w:numId w:val="14"/>
+        </w:numPr>
+      </w:pPr>
+      <w:r>
+        <w:t>Every applicable round contributes to the cumulative Kronos standings.</w:t>
+      </w:r>
+    </w:p>
+    <w:p/>
+    <w:p>
+      <w:pPr>
+        <w:pStyle w:val="ListParagraph"/>
+        <w:numPr>
+          <w:ilvl w:val="0"/>
+          <w:numId w:val="14"/>
+        </w:numPr>
+      </w:pPr>
+      <w:r>
+        <w:t>Example:</w:t>
+      </w:r>
+    </w:p>
+    <w:p/>
+    <w:p>
+      <w:pPr>
+        <w:pStyle w:val="ListParagraph"/>
+        <w:numPr>
+          <w:ilvl w:val="0"/>
+          <w:numId w:val="14"/>
+        </w:numPr>
+      </w:pPr>
+      <w:r>
+        <w:t>Round 1 = 36</w:t>
+      </w:r>
+    </w:p>
+    <w:p/>
+    <w:p>
+      <w:pPr>
+        <w:pStyle w:val="ListParagraph"/>
+        <w:numPr>
+          <w:ilvl w:val="0"/>
+          <w:numId w:val="14"/>
+        </w:numPr>
+      </w:pPr>
+      <w:r>
+        <w:t>Round 2 = 31</w:t>
+      </w:r>
+    </w:p>
+    <w:p/>
+    <w:p>
+      <w:pPr>
+        <w:pStyle w:val="ListParagraph"/>
+        <w:numPr>
+          <w:ilvl w:val="0"/>
+          <w:numId w:val="14"/>
+        </w:numPr>
+      </w:pPr>
+      <w:r>
+        <w:t>Round 3 = 38</w:t>
+      </w:r>
+    </w:p>
+    <w:p/>
+    <w:p>
+      <w:pPr>
+        <w:pStyle w:val="ListParagraph"/>
+        <w:numPr>
+          <w:ilvl w:val="0"/>
+          <w:numId w:val="14"/>
+        </w:numPr>
+      </w:pPr>
+      <w:r>
+        <w:t>Round 4 = 35</w:t>
+      </w:r>
+    </w:p>
+    <w:p/>
+    <w:p>
+      <w:pPr>
+        <w:pStyle w:val="ListParagraph"/>
+        <w:numPr>
+          <w:ilvl w:val="0"/>
+          <w:numId w:val="14"/>
+        </w:numPr>
+      </w:pPr>
+      <w:r>
+        <w:t>KRONOS TOTAL = 140</w:t>
+      </w:r>
+    </w:p>
+    <w:p/>
+    <w:p>
+      <w:pPr>
+        <w:pStyle w:val="ListParagraph"/>
+        <w:numPr>
+          <w:ilvl w:val="0"/>
+          <w:numId w:val="14"/>
+        </w:numPr>
+      </w:pPr>
+      <w:r>
+        <w:t>Highest cumulative Stableford score becomes:</w:t>
+      </w:r>
+    </w:p>
+    <w:p/>
+    <w:p>
+      <w:pPr>
+        <w:pStyle w:val="ListParagraph"/>
+        <w:numPr>
+          <w:ilvl w:val="0"/>
+          <w:numId w:val="14"/>
+        </w:numPr>
+      </w:pPr>
+      <w:r>
+        <w:t>KRONOS CHAMPION</w:t>
+      </w:r>
+    </w:p>
+    <w:p/>
+    <w:p>
+      <w:pPr>
+        <w:pStyle w:val="ListParagraph"/>
+        <w:numPr>
+          <w:ilvl w:val="0"/>
+          <w:numId w:val="14"/>
+        </w:numPr>
+      </w:pPr>
+      <w:r>
+        <w:t>Remember:</w:t>
+      </w:r>
+    </w:p>
+    <w:p/>
+    <w:p>
+      <w:pPr>
+        <w:pStyle w:val="ListParagraph"/>
+        <w:numPr>
+          <w:ilvl w:val="0"/>
+          <w:numId w:val="14"/>
+        </w:numPr>
+      </w:pPr>
+      <w:r>
+        <w:t>KRONOS ALWAYS USES 100% HANDICAP.</w:t>
+      </w:r>
+    </w:p>
+    <w:p/>
+    <w:p>
+      <w:pPr>
+        <w:pStyle w:val="ListParagraph"/>
+        <w:numPr>
+          <w:ilvl w:val="0"/>
+          <w:numId w:val="14"/>
+        </w:numPr>
+      </w:pPr>
+      <w:r>
+        <w:rPr>
+          <w:rFonts w:ascii="Roboto" w:hAnsi="Roboto" w:cs="Roboto"/>
+        </w:rPr>
+        <w:t>⸻</w:t>
+      </w:r>
+    </w:p>
+    <w:p/>
+    <w:p>
+      <w:pPr>
+        <w:pStyle w:val="ListParagraph"/>
+        <w:numPr>
+          <w:ilvl w:val="0"/>
+          <w:numId w:val="14"/>
+        </w:numPr>
+      </w:pPr>
+      <w:r>
+        <w:t>24. HANDICAP DIVISIONS</w:t>
+      </w:r>
+    </w:p>
+    <w:p/>
+    <w:p>
+      <w:pPr>
+        <w:pStyle w:val="ListParagraph"/>
+        <w:numPr>
+          <w:ilvl w:val="0"/>
+          <w:numId w:val="14"/>
+        </w:numPr>
+      </w:pPr>
+      <w:r>
+        <w:t>After Tournament Handicaps are locked, automatically split the field as evenly as possible into three divisions.</w:t>
+      </w:r>
+    </w:p>
+    <w:p/>
+    <w:p>
+      <w:pPr>
+        <w:pStyle w:val="ListParagraph"/>
+        <w:numPr>
+          <w:ilvl w:val="0"/>
+          <w:numId w:val="14"/>
+        </w:numPr>
+      </w:pPr>
+      <w:r>
+        <w:t>DIVISION 1</w:t>
+      </w:r>
+    </w:p>
+    <w:p/>
+    <w:p>
+      <w:pPr>
+        <w:pStyle w:val="ListParagraph"/>
+        <w:numPr>
+          <w:ilvl w:val="0"/>
+          <w:numId w:val="14"/>
+        </w:numPr>
+      </w:pPr>
+      <w:r>
+        <w:t>Lowest handicaps</w:t>
+      </w:r>
+    </w:p>
+    <w:p/>
+    <w:p>
+      <w:pPr>
+        <w:pStyle w:val="ListParagraph"/>
+        <w:numPr>
+          <w:ilvl w:val="0"/>
+          <w:numId w:val="14"/>
+        </w:numPr>
+      </w:pPr>
+      <w:r>
+        <w:t>DIVISION 2</w:t>
+      </w:r>
+    </w:p>
+    <w:p/>
+    <w:p>
+      <w:pPr>
+        <w:pStyle w:val="ListParagraph"/>
+        <w:numPr>
+          <w:ilvl w:val="0"/>
+          <w:numId w:val="14"/>
+        </w:numPr>
+      </w:pPr>
+      <w:r>
+        <w:t>Middle handicaps</w:t>
+      </w:r>
+    </w:p>
+    <w:p/>
+    <w:p>
+      <w:pPr>
+        <w:pStyle w:val="ListParagraph"/>
+        <w:numPr>
+          <w:ilvl w:val="0"/>
+          <w:numId w:val="14"/>
+        </w:numPr>
+      </w:pPr>
+      <w:r>
+        <w:t>DIVISION 3</w:t>
+      </w:r>
+    </w:p>
+    <w:p/>
+    <w:p>
+      <w:pPr>
+        <w:pStyle w:val="ListParagraph"/>
+        <w:numPr>
+          <w:ilvl w:val="0"/>
+          <w:numId w:val="14"/>
+        </w:numPr>
+      </w:pPr>
+      <w:r>
+        <w:t>Highest handicaps</w:t>
+      </w:r>
+    </w:p>
+    <w:p/>
+    <w:p>
+      <w:pPr>
+        <w:pStyle w:val="ListParagraph"/>
+        <w:numPr>
+          <w:ilvl w:val="0"/>
+          <w:numId w:val="14"/>
+        </w:numPr>
+      </w:pPr>
+      <w:r>
+        <w:t>Use the locked Tournament Handicaps to determine divisions.</w:t>
+      </w:r>
+    </w:p>
+    <w:p/>
+    <w:p>
+      <w:pPr>
+        <w:pStyle w:val="ListParagraph"/>
+        <w:numPr>
+          <w:ilvl w:val="0"/>
+          <w:numId w:val="14"/>
+        </w:numPr>
+      </w:pPr>
+      <w:r>
+        <w:rPr>
+          <w:rFonts w:ascii="Roboto" w:hAnsi="Roboto" w:cs="Roboto"/>
+        </w:rPr>
+        <w:t>⸻</w:t>
+      </w:r>
+    </w:p>
+    <w:p/>
+    <w:p>
+      <w:pPr>
+        <w:pStyle w:val="ListParagraph"/>
+        <w:numPr>
+          <w:ilvl w:val="0"/>
+          <w:numId w:val="14"/>
+        </w:numPr>
+      </w:pPr>
+      <w:r>
+        <w:t>25. PRIZE MONEY</w:t>
+      </w:r>
+    </w:p>
+    <w:p/>
+    <w:p>
+      <w:pPr>
+        <w:pStyle w:val="ListParagraph"/>
+        <w:numPr>
+          <w:ilvl w:val="0"/>
+          <w:numId w:val="14"/>
+        </w:numPr>
+      </w:pPr>
+      <w:r>
+        <w:t>Prize positions:</w:t>
+      </w:r>
+    </w:p>
+    <w:p/>
+    <w:p>
+      <w:pPr>
+        <w:pStyle w:val="ListParagraph"/>
+        <w:numPr>
+          <w:ilvl w:val="0"/>
+          <w:numId w:val="14"/>
+        </w:numPr>
+      </w:pPr>
+      <w:r>
+        <w:lastRenderedPageBreak/>
+        <w:t>Overall</w:t>
+      </w:r>
+    </w:p>
+    <w:p/>
+    <w:p>
+      <w:pPr>
+        <w:pStyle w:val="ListParagraph"/>
+        <w:numPr>
+          <w:ilvl w:val="1"/>
+          <w:numId w:val="14"/>
+        </w:numPr>
+      </w:pPr>
+      <w:r>
+        <w:t>Kronos Winner</w:t>
+      </w:r>
+    </w:p>
+    <w:p/>
+    <w:p>
+      <w:pPr>
+        <w:pStyle w:val="ListParagraph"/>
+        <w:numPr>
+          <w:ilvl w:val="0"/>
+          <w:numId w:val="14"/>
+        </w:numPr>
+      </w:pPr>
+      <w:r>
+        <w:t>Division 1</w:t>
+      </w:r>
+    </w:p>
+    <w:p/>
+    <w:p>
+      <w:pPr>
+        <w:pStyle w:val="ListParagraph"/>
+        <w:numPr>
+          <w:ilvl w:val="1"/>
+          <w:numId w:val="14"/>
+        </w:numPr>
+      </w:pPr>
+      <w:r>
+        <w:t>1st</w:t>
+      </w:r>
+    </w:p>
+    <w:p>
+      <w:pPr>
+        <w:pStyle w:val="ListParagraph"/>
+        <w:numPr>
+          <w:ilvl w:val="1"/>
+          <w:numId w:val="14"/>
+        </w:numPr>
+      </w:pPr>
+      <w:r>
+        <w:t>2nd</w:t>
+      </w:r>
+    </w:p>
+    <w:p>
+      <w:pPr>
+        <w:pStyle w:val="ListParagraph"/>
+        <w:numPr>
+          <w:ilvl w:val="1"/>
+          <w:numId w:val="14"/>
+        </w:numPr>
+      </w:pPr>
+      <w:r>
+        <w:t>3rd</w:t>
+      </w:r>
+    </w:p>
+    <w:p/>
+    <w:p>
+      <w:pPr>
+        <w:pStyle w:val="ListParagraph"/>
+        <w:numPr>
+          <w:ilvl w:val="0"/>
+          <w:numId w:val="14"/>
+        </w:numPr>
+      </w:pPr>
+      <w:r>
+        <w:t>Division 2</w:t>
+      </w:r>
+    </w:p>
+    <w:p/>
+    <w:p>
+      <w:pPr>
+        <w:pStyle w:val="ListParagraph"/>
+        <w:numPr>
+          <w:ilvl w:val="1"/>
+          <w:numId w:val="14"/>
+        </w:numPr>
+      </w:pPr>
+      <w:r>
+        <w:t>1st</w:t>
+      </w:r>
+    </w:p>
+    <w:p>
+      <w:pPr>
+        <w:pStyle w:val="ListParagraph"/>
+        <w:numPr>
+          <w:ilvl w:val="1"/>
+          <w:numId w:val="14"/>
+        </w:numPr>
+      </w:pPr>
+      <w:r>
+        <w:t>2nd</w:t>
+      </w:r>
+    </w:p>
+    <w:p>
+      <w:pPr>
+        <w:pStyle w:val="ListParagraph"/>
+        <w:numPr>
+          <w:ilvl w:val="1"/>
+          <w:numId w:val="14"/>
+        </w:numPr>
+      </w:pPr>
+      <w:r>
+        <w:t>3rd</w:t>
+      </w:r>
+    </w:p>
+    <w:p/>
+    <w:p>
+      <w:pPr>
+        <w:pStyle w:val="ListParagraph"/>
+        <w:numPr>
+          <w:ilvl w:val="0"/>
+          <w:numId w:val="14"/>
+        </w:numPr>
+      </w:pPr>
+      <w:r>
+        <w:t>Division 3</w:t>
+      </w:r>
+    </w:p>
+    <w:p/>
+    <w:p>
+      <w:pPr>
+        <w:pStyle w:val="ListParagraph"/>
+        <w:numPr>
+          <w:ilvl w:val="1"/>
+          <w:numId w:val="14"/>
+        </w:numPr>
+      </w:pPr>
+      <w:r>
+        <w:t>1st</w:t>
+      </w:r>
+    </w:p>
+    <w:p>
+      <w:pPr>
+        <w:pStyle w:val="ListParagraph"/>
+        <w:numPr>
+          <w:ilvl w:val="1"/>
+          <w:numId w:val="14"/>
+        </w:numPr>
+      </w:pPr>
+      <w:r>
+        <w:t>2nd</w:t>
+      </w:r>
+    </w:p>
+    <w:p>
+      <w:pPr>
+        <w:pStyle w:val="ListParagraph"/>
+        <w:numPr>
+          <w:ilvl w:val="1"/>
+          <w:numId w:val="14"/>
+        </w:numPr>
+      </w:pPr>
+      <w:r>
+        <w:t>3rd</w:t>
+      </w:r>
+    </w:p>
+    <w:p/>
+    <w:p>
+      <w:pPr>
+        <w:pStyle w:val="ListParagraph"/>
+        <w:numPr>
+          <w:ilvl w:val="0"/>
+          <w:numId w:val="14"/>
+        </w:numPr>
+      </w:pPr>
+      <w:r>
+        <w:t>Prize amounts should appear on relevant leaderboards.</w:t>
+      </w:r>
+    </w:p>
+    <w:p/>
+    <w:p>
+      <w:pPr>
+        <w:pStyle w:val="ListParagraph"/>
+        <w:numPr>
+          <w:ilvl w:val="0"/>
+          <w:numId w:val="14"/>
+        </w:numPr>
+      </w:pPr>
+      <w:r>
+        <w:rPr>
+          <w:rFonts w:ascii="Roboto" w:hAnsi="Roboto" w:cs="Roboto"/>
+        </w:rPr>
+        <w:t>⸻</w:t>
+      </w:r>
+    </w:p>
+    <w:p/>
+    <w:p>
+      <w:pPr>
+        <w:pStyle w:val="ListParagraph"/>
+        <w:numPr>
+          <w:ilvl w:val="0"/>
+          <w:numId w:val="14"/>
+        </w:numPr>
+      </w:pPr>
+      <w:r>
+        <w:t>26. PRIZE ROLL DOWN</w:t>
+      </w:r>
+    </w:p>
+    <w:p/>
+    <w:p>
+      <w:pPr>
+        <w:pStyle w:val="ListParagraph"/>
+        <w:numPr>
+          <w:ilvl w:val="0"/>
+          <w:numId w:val="14"/>
+        </w:numPr>
+      </w:pPr>
+      <w:r>
+        <w:t xml:space="preserve">The Overall Kronos Winner cannot also receive a </w:t>
+      </w:r>
+      <w:proofErr w:type="gramStart"/>
+      <w:r>
+        <w:t>Division</w:t>
+      </w:r>
+      <w:proofErr w:type="gramEnd"/>
+      <w:r>
+        <w:t xml:space="preserve"> prize.</w:t>
+      </w:r>
+    </w:p>
+    <w:p/>
+    <w:p>
+      <w:pPr>
+        <w:pStyle w:val="ListParagraph"/>
+        <w:numPr>
+          <w:ilvl w:val="0"/>
+          <w:numId w:val="14"/>
+        </w:numPr>
+      </w:pPr>
+      <w:r>
+        <w:t>Example:</w:t>
+      </w:r>
+    </w:p>
+    <w:p/>
+    <w:p>
+      <w:pPr>
+        <w:pStyle w:val="ListParagraph"/>
+        <w:numPr>
+          <w:ilvl w:val="0"/>
+          <w:numId w:val="14"/>
+        </w:numPr>
+      </w:pPr>
+      <w:r>
+        <w:lastRenderedPageBreak/>
+        <w:t>Kronos Champion also finishes 1st in Division 1.</w:t>
+      </w:r>
+    </w:p>
+    <w:p/>
+    <w:p>
+      <w:pPr>
+        <w:pStyle w:val="ListParagraph"/>
+        <w:numPr>
+          <w:ilvl w:val="0"/>
+          <w:numId w:val="14"/>
+        </w:numPr>
+      </w:pPr>
+      <w:r>
+        <w:t>They receive the Kronos prize.</w:t>
+      </w:r>
+    </w:p>
+    <w:p/>
+    <w:p>
+      <w:pPr>
+        <w:pStyle w:val="ListParagraph"/>
+        <w:numPr>
+          <w:ilvl w:val="0"/>
+          <w:numId w:val="14"/>
+        </w:numPr>
+      </w:pPr>
+      <w:r>
+        <w:t>The Division 1 prize rolls down automatically to the next eligible player.</w:t>
+      </w:r>
+    </w:p>
+    <w:p/>
+    <w:p>
+      <w:pPr>
+        <w:pStyle w:val="ListParagraph"/>
+        <w:numPr>
+          <w:ilvl w:val="0"/>
+          <w:numId w:val="14"/>
+        </w:numPr>
+      </w:pPr>
+      <w:r>
+        <w:t>Continue the same logic where required.</w:t>
+      </w:r>
+    </w:p>
+    <w:p/>
+    <w:p>
+      <w:pPr>
+        <w:pStyle w:val="ListParagraph"/>
+        <w:numPr>
+          <w:ilvl w:val="0"/>
+          <w:numId w:val="14"/>
+        </w:numPr>
+      </w:pPr>
+      <w:r>
+        <w:rPr>
+          <w:rFonts w:ascii="Roboto" w:hAnsi="Roboto" w:cs="Roboto"/>
+        </w:rPr>
+        <w:t>⸻</w:t>
+      </w:r>
+    </w:p>
+    <w:p/>
+    <w:p>
+      <w:pPr>
+        <w:pStyle w:val="ListParagraph"/>
+        <w:numPr>
+          <w:ilvl w:val="0"/>
+          <w:numId w:val="14"/>
+        </w:numPr>
+      </w:pPr>
+      <w:r>
+        <w:t>27. INDIVIDUAL TIE-BREAKS</w:t>
+      </w:r>
+    </w:p>
+    <w:p/>
+    <w:p>
+      <w:pPr>
+        <w:pStyle w:val="ListParagraph"/>
+        <w:numPr>
+          <w:ilvl w:val="0"/>
+          <w:numId w:val="14"/>
+        </w:numPr>
+      </w:pPr>
+      <w:r>
+        <w:t>Use the configured countback sequence:</w:t>
+      </w:r>
+    </w:p>
+    <w:p/>
+    <w:p>
+      <w:pPr>
+        <w:pStyle w:val="ListParagraph"/>
+        <w:numPr>
+          <w:ilvl w:val="0"/>
+          <w:numId w:val="14"/>
+        </w:numPr>
+      </w:pPr>
+      <w:r>
+        <w:t>Best Final Round</w:t>
+      </w:r>
+    </w:p>
+    <w:p>
+      <w:pPr>
+        <w:pStyle w:val="ListParagraph"/>
+        <w:numPr>
+          <w:ilvl w:val="0"/>
+          <w:numId w:val="14"/>
+        </w:numPr>
+      </w:pPr>
+      <w:r>
+        <w:t>Best Back 9</w:t>
+      </w:r>
+    </w:p>
+    <w:p>
+      <w:pPr>
+        <w:pStyle w:val="ListParagraph"/>
+        <w:numPr>
+          <w:ilvl w:val="0"/>
+          <w:numId w:val="14"/>
+        </w:numPr>
+      </w:pPr>
+      <w:r>
+        <w:t>Best Back 6</w:t>
+      </w:r>
+    </w:p>
+    <w:p>
+      <w:pPr>
+        <w:pStyle w:val="ListParagraph"/>
+        <w:numPr>
+          <w:ilvl w:val="0"/>
+          <w:numId w:val="14"/>
+        </w:numPr>
+      </w:pPr>
+      <w:r>
+        <w:t>Best Back 3</w:t>
+      </w:r>
+    </w:p>
+    <w:p>
+      <w:pPr>
+        <w:pStyle w:val="ListParagraph"/>
+        <w:numPr>
+          <w:ilvl w:val="0"/>
+          <w:numId w:val="14"/>
+        </w:numPr>
+      </w:pPr>
+      <w:r>
+        <w:t>18th Hole</w:t>
       </w:r>
     </w:p>
     <w:sectPr>
@@ -335,6 +2273,499 @@
       </w:pPr>
       <w:rPr>
         <w:rFonts w:ascii="Symbol" w:hAnsi="Symbol" w:hint="default"/>
+      </w:rPr>
+    </w:lvl>
+  </w:abstractNum>
+  <w:abstractNum w:abstractNumId="9" w15:restartNumberingAfterBreak="0">
+    <w:nsid w:val="466561C4"/>
+    <w:multiLevelType w:val="hybridMultilevel"/>
+    <w:tmpl w:val="C7D85E4E"/>
+    <w:lvl w:ilvl="0" w:tplc="BB6804F6">
+      <w:start w:val="1"/>
+      <w:numFmt w:val="decimal"/>
+      <w:lvlText w:val="%1."/>
+      <w:lvlJc w:val="left"/>
+      <w:pPr>
+        <w:ind w:left="1440" w:hanging="720"/>
+      </w:pPr>
+      <w:rPr>
+        <w:rFonts w:hint="default"/>
+      </w:rPr>
+    </w:lvl>
+    <w:lvl w:ilvl="1" w:tplc="08090019" w:tentative="1">
+      <w:start w:val="1"/>
+      <w:numFmt w:val="lowerLetter"/>
+      <w:lvlText w:val="%2."/>
+      <w:lvlJc w:val="left"/>
+      <w:pPr>
+        <w:ind w:left="1800" w:hanging="360"/>
+      </w:pPr>
+    </w:lvl>
+    <w:lvl w:ilvl="2" w:tplc="0809001B" w:tentative="1">
+      <w:start w:val="1"/>
+      <w:numFmt w:val="lowerRoman"/>
+      <w:lvlText w:val="%3."/>
+      <w:lvlJc w:val="right"/>
+      <w:pPr>
+        <w:ind w:left="2520" w:hanging="180"/>
+      </w:pPr>
+    </w:lvl>
+    <w:lvl w:ilvl="3" w:tplc="0809000F" w:tentative="1">
+      <w:start w:val="1"/>
+      <w:numFmt w:val="decimal"/>
+      <w:lvlText w:val="%4."/>
+      <w:lvlJc w:val="left"/>
+      <w:pPr>
+        <w:ind w:left="3240" w:hanging="360"/>
+      </w:pPr>
+    </w:lvl>
+    <w:lvl w:ilvl="4" w:tplc="08090019" w:tentative="1">
+      <w:start w:val="1"/>
+      <w:numFmt w:val="lowerLetter"/>
+      <w:lvlText w:val="%5."/>
+      <w:lvlJc w:val="left"/>
+      <w:pPr>
+        <w:ind w:left="3960" w:hanging="360"/>
+      </w:pPr>
+    </w:lvl>
+    <w:lvl w:ilvl="5" w:tplc="0809001B" w:tentative="1">
+      <w:start w:val="1"/>
+      <w:numFmt w:val="lowerRoman"/>
+      <w:lvlText w:val="%6."/>
+      <w:lvlJc w:val="right"/>
+      <w:pPr>
+        <w:ind w:left="4680" w:hanging="180"/>
+      </w:pPr>
+    </w:lvl>
+    <w:lvl w:ilvl="6" w:tplc="0809000F" w:tentative="1">
+      <w:start w:val="1"/>
+      <w:numFmt w:val="decimal"/>
+      <w:lvlText w:val="%7."/>
+      <w:lvlJc w:val="left"/>
+      <w:pPr>
+        <w:ind w:left="5400" w:hanging="360"/>
+      </w:pPr>
+    </w:lvl>
+    <w:lvl w:ilvl="7" w:tplc="08090019" w:tentative="1">
+      <w:start w:val="1"/>
+      <w:numFmt w:val="lowerLetter"/>
+      <w:lvlText w:val="%8."/>
+      <w:lvlJc w:val="left"/>
+      <w:pPr>
+        <w:ind w:left="6120" w:hanging="360"/>
+      </w:pPr>
+    </w:lvl>
+    <w:lvl w:ilvl="8" w:tplc="0809001B" w:tentative="1">
+      <w:start w:val="1"/>
+      <w:numFmt w:val="lowerRoman"/>
+      <w:lvlText w:val="%9."/>
+      <w:lvlJc w:val="right"/>
+      <w:pPr>
+        <w:ind w:left="6840" w:hanging="180"/>
+      </w:pPr>
+    </w:lvl>
+  </w:abstractNum>
+  <w:abstractNum w:abstractNumId="10" w15:restartNumberingAfterBreak="0">
+    <w:nsid w:val="46725341"/>
+    <w:multiLevelType w:val="hybridMultilevel"/>
+    <w:tmpl w:val="4C0A76F2"/>
+    <w:lvl w:ilvl="0" w:tplc="0E0E92E2">
+      <w:start w:val="1"/>
+      <w:numFmt w:val="decimal"/>
+      <w:lvlText w:val="%1."/>
+      <w:lvlJc w:val="left"/>
+      <w:pPr>
+        <w:ind w:left="1440" w:hanging="720"/>
+      </w:pPr>
+      <w:rPr>
+        <w:rFonts w:hint="default"/>
+      </w:rPr>
+    </w:lvl>
+    <w:lvl w:ilvl="1" w:tplc="08090019" w:tentative="1">
+      <w:start w:val="1"/>
+      <w:numFmt w:val="lowerLetter"/>
+      <w:lvlText w:val="%2."/>
+      <w:lvlJc w:val="left"/>
+      <w:pPr>
+        <w:ind w:left="1800" w:hanging="360"/>
+      </w:pPr>
+    </w:lvl>
+    <w:lvl w:ilvl="2" w:tplc="0809001B" w:tentative="1">
+      <w:start w:val="1"/>
+      <w:numFmt w:val="lowerRoman"/>
+      <w:lvlText w:val="%3."/>
+      <w:lvlJc w:val="right"/>
+      <w:pPr>
+        <w:ind w:left="2520" w:hanging="180"/>
+      </w:pPr>
+    </w:lvl>
+    <w:lvl w:ilvl="3" w:tplc="0809000F" w:tentative="1">
+      <w:start w:val="1"/>
+      <w:numFmt w:val="decimal"/>
+      <w:lvlText w:val="%4."/>
+      <w:lvlJc w:val="left"/>
+      <w:pPr>
+        <w:ind w:left="3240" w:hanging="360"/>
+      </w:pPr>
+    </w:lvl>
+    <w:lvl w:ilvl="4" w:tplc="08090019" w:tentative="1">
+      <w:start w:val="1"/>
+      <w:numFmt w:val="lowerLetter"/>
+      <w:lvlText w:val="%5."/>
+      <w:lvlJc w:val="left"/>
+      <w:pPr>
+        <w:ind w:left="3960" w:hanging="360"/>
+      </w:pPr>
+    </w:lvl>
+    <w:lvl w:ilvl="5" w:tplc="0809001B" w:tentative="1">
+      <w:start w:val="1"/>
+      <w:numFmt w:val="lowerRoman"/>
+      <w:lvlText w:val="%6."/>
+      <w:lvlJc w:val="right"/>
+      <w:pPr>
+        <w:ind w:left="4680" w:hanging="180"/>
+      </w:pPr>
+    </w:lvl>
+    <w:lvl w:ilvl="6" w:tplc="0809000F" w:tentative="1">
+      <w:start w:val="1"/>
+      <w:numFmt w:val="decimal"/>
+      <w:lvlText w:val="%7."/>
+      <w:lvlJc w:val="left"/>
+      <w:pPr>
+        <w:ind w:left="5400" w:hanging="360"/>
+      </w:pPr>
+    </w:lvl>
+    <w:lvl w:ilvl="7" w:tplc="08090019" w:tentative="1">
+      <w:start w:val="1"/>
+      <w:numFmt w:val="lowerLetter"/>
+      <w:lvlText w:val="%8."/>
+      <w:lvlJc w:val="left"/>
+      <w:pPr>
+        <w:ind w:left="6120" w:hanging="360"/>
+      </w:pPr>
+    </w:lvl>
+    <w:lvl w:ilvl="8" w:tplc="0809001B" w:tentative="1">
+      <w:start w:val="1"/>
+      <w:numFmt w:val="lowerRoman"/>
+      <w:lvlText w:val="%9."/>
+      <w:lvlJc w:val="right"/>
+      <w:pPr>
+        <w:ind w:left="6840" w:hanging="180"/>
+      </w:pPr>
+    </w:lvl>
+  </w:abstractNum>
+  <w:abstractNum w:abstractNumId="11" w15:restartNumberingAfterBreak="0">
+    <w:nsid w:val="5A6517F6"/>
+    <w:multiLevelType w:val="hybridMultilevel"/>
+    <w:tmpl w:val="5F5E2CEA"/>
+    <w:lvl w:ilvl="0" w:tplc="FB546D4C">
+      <w:start w:val="1"/>
+      <w:numFmt w:val="decimal"/>
+      <w:lvlText w:val="%1."/>
+      <w:lvlJc w:val="left"/>
+      <w:pPr>
+        <w:ind w:left="1440" w:hanging="720"/>
+      </w:pPr>
+      <w:rPr>
+        <w:rFonts w:hint="default"/>
+      </w:rPr>
+    </w:lvl>
+    <w:lvl w:ilvl="1" w:tplc="08090019" w:tentative="1">
+      <w:start w:val="1"/>
+      <w:numFmt w:val="lowerLetter"/>
+      <w:lvlText w:val="%2."/>
+      <w:lvlJc w:val="left"/>
+      <w:pPr>
+        <w:ind w:left="1800" w:hanging="360"/>
+      </w:pPr>
+    </w:lvl>
+    <w:lvl w:ilvl="2" w:tplc="0809001B" w:tentative="1">
+      <w:start w:val="1"/>
+      <w:numFmt w:val="lowerRoman"/>
+      <w:lvlText w:val="%3."/>
+      <w:lvlJc w:val="right"/>
+      <w:pPr>
+        <w:ind w:left="2520" w:hanging="180"/>
+      </w:pPr>
+    </w:lvl>
+    <w:lvl w:ilvl="3" w:tplc="0809000F" w:tentative="1">
+      <w:start w:val="1"/>
+      <w:numFmt w:val="decimal"/>
+      <w:lvlText w:val="%4."/>
+      <w:lvlJc w:val="left"/>
+      <w:pPr>
+        <w:ind w:left="3240" w:hanging="360"/>
+      </w:pPr>
+    </w:lvl>
+    <w:lvl w:ilvl="4" w:tplc="08090019" w:tentative="1">
+      <w:start w:val="1"/>
+      <w:numFmt w:val="lowerLetter"/>
+      <w:lvlText w:val="%5."/>
+      <w:lvlJc w:val="left"/>
+      <w:pPr>
+        <w:ind w:left="3960" w:hanging="360"/>
+      </w:pPr>
+    </w:lvl>
+    <w:lvl w:ilvl="5" w:tplc="0809001B" w:tentative="1">
+      <w:start w:val="1"/>
+      <w:numFmt w:val="lowerRoman"/>
+      <w:lvlText w:val="%6."/>
+      <w:lvlJc w:val="right"/>
+      <w:pPr>
+        <w:ind w:left="4680" w:hanging="180"/>
+      </w:pPr>
+    </w:lvl>
+    <w:lvl w:ilvl="6" w:tplc="0809000F" w:tentative="1">
+      <w:start w:val="1"/>
+      <w:numFmt w:val="decimal"/>
+      <w:lvlText w:val="%7."/>
+      <w:lvlJc w:val="left"/>
+      <w:pPr>
+        <w:ind w:left="5400" w:hanging="360"/>
+      </w:pPr>
+    </w:lvl>
+    <w:lvl w:ilvl="7" w:tplc="08090019" w:tentative="1">
+      <w:start w:val="1"/>
+      <w:numFmt w:val="lowerLetter"/>
+      <w:lvlText w:val="%8."/>
+      <w:lvlJc w:val="left"/>
+      <w:pPr>
+        <w:ind w:left="6120" w:hanging="360"/>
+      </w:pPr>
+    </w:lvl>
+    <w:lvl w:ilvl="8" w:tplc="0809001B" w:tentative="1">
+      <w:start w:val="1"/>
+      <w:numFmt w:val="lowerRoman"/>
+      <w:lvlText w:val="%9."/>
+      <w:lvlJc w:val="right"/>
+      <w:pPr>
+        <w:ind w:left="6840" w:hanging="180"/>
+      </w:pPr>
+    </w:lvl>
+  </w:abstractNum>
+  <w:abstractNum w:abstractNumId="12" w15:restartNumberingAfterBreak="0">
+    <w:nsid w:val="695E164F"/>
+    <w:multiLevelType w:val="hybridMultilevel"/>
+    <w:tmpl w:val="EFB6C084"/>
+    <w:lvl w:ilvl="0" w:tplc="08090001">
+      <w:start w:val="1"/>
+      <w:numFmt w:val="bullet"/>
+      <w:lvlText w:val=""/>
+      <w:lvlJc w:val="left"/>
+      <w:pPr>
+        <w:ind w:left="720" w:hanging="360"/>
+      </w:pPr>
+      <w:rPr>
+        <w:rFonts w:ascii="Symbol" w:hAnsi="Symbol" w:hint="default"/>
+      </w:rPr>
+    </w:lvl>
+    <w:lvl w:ilvl="1" w:tplc="12466A5E">
+      <w:start w:val="18"/>
+      <w:numFmt w:val="bullet"/>
+      <w:lvlText w:val="•"/>
+      <w:lvlJc w:val="left"/>
+      <w:pPr>
+        <w:ind w:left="1800" w:hanging="720"/>
+      </w:pPr>
+      <w:rPr>
+        <w:rFonts w:ascii="Arial" w:eastAsiaTheme="minorEastAsia" w:hAnsi="Arial" w:cs="Arial" w:hint="default"/>
+      </w:rPr>
+    </w:lvl>
+    <w:lvl w:ilvl="2" w:tplc="08090005" w:tentative="1">
+      <w:start w:val="1"/>
+      <w:numFmt w:val="bullet"/>
+      <w:lvlText w:val=""/>
+      <w:lvlJc w:val="left"/>
+      <w:pPr>
+        <w:ind w:left="2160" w:hanging="360"/>
+      </w:pPr>
+      <w:rPr>
+        <w:rFonts w:ascii="Wingdings" w:hAnsi="Wingdings" w:hint="default"/>
+      </w:rPr>
+    </w:lvl>
+    <w:lvl w:ilvl="3" w:tplc="08090001" w:tentative="1">
+      <w:start w:val="1"/>
+      <w:numFmt w:val="bullet"/>
+      <w:lvlText w:val=""/>
+      <w:lvlJc w:val="left"/>
+      <w:pPr>
+        <w:ind w:left="2880" w:hanging="360"/>
+      </w:pPr>
+      <w:rPr>
+        <w:rFonts w:ascii="Symbol" w:hAnsi="Symbol" w:hint="default"/>
+      </w:rPr>
+    </w:lvl>
+    <w:lvl w:ilvl="4" w:tplc="08090003" w:tentative="1">
+      <w:start w:val="1"/>
+      <w:numFmt w:val="bullet"/>
+      <w:lvlText w:val="o"/>
+      <w:lvlJc w:val="left"/>
+      <w:pPr>
+        <w:ind w:left="3600" w:hanging="360"/>
+      </w:pPr>
+      <w:rPr>
+        <w:rFonts w:ascii="Courier New" w:hAnsi="Courier New" w:cs="Courier New" w:hint="default"/>
+      </w:rPr>
+    </w:lvl>
+    <w:lvl w:ilvl="5" w:tplc="08090005" w:tentative="1">
+      <w:start w:val="1"/>
+      <w:numFmt w:val="bullet"/>
+      <w:lvlText w:val=""/>
+      <w:lvlJc w:val="left"/>
+      <w:pPr>
+        <w:ind w:left="4320" w:hanging="360"/>
+      </w:pPr>
+      <w:rPr>
+        <w:rFonts w:ascii="Wingdings" w:hAnsi="Wingdings" w:hint="default"/>
+      </w:rPr>
+    </w:lvl>
+    <w:lvl w:ilvl="6" w:tplc="08090001" w:tentative="1">
+      <w:start w:val="1"/>
+      <w:numFmt w:val="bullet"/>
+      <w:lvlText w:val=""/>
+      <w:lvlJc w:val="left"/>
+      <w:pPr>
+        <w:ind w:left="5040" w:hanging="360"/>
+      </w:pPr>
+      <w:rPr>
+        <w:rFonts w:ascii="Symbol" w:hAnsi="Symbol" w:hint="default"/>
+      </w:rPr>
+    </w:lvl>
+    <w:lvl w:ilvl="7" w:tplc="08090003" w:tentative="1">
+      <w:start w:val="1"/>
+      <w:numFmt w:val="bullet"/>
+      <w:lvlText w:val="o"/>
+      <w:lvlJc w:val="left"/>
+      <w:pPr>
+        <w:ind w:left="5760" w:hanging="360"/>
+      </w:pPr>
+      <w:rPr>
+        <w:rFonts w:ascii="Courier New" w:hAnsi="Courier New" w:cs="Courier New" w:hint="default"/>
+      </w:rPr>
+    </w:lvl>
+    <w:lvl w:ilvl="8" w:tplc="08090005" w:tentative="1">
+      <w:start w:val="1"/>
+      <w:numFmt w:val="bullet"/>
+      <w:lvlText w:val=""/>
+      <w:lvlJc w:val="left"/>
+      <w:pPr>
+        <w:ind w:left="6480" w:hanging="360"/>
+      </w:pPr>
+      <w:rPr>
+        <w:rFonts w:ascii="Wingdings" w:hAnsi="Wingdings" w:hint="default"/>
+      </w:rPr>
+    </w:lvl>
+  </w:abstractNum>
+  <w:abstractNum w:abstractNumId="13" w15:restartNumberingAfterBreak="0">
+    <w:nsid w:val="6BC24B7D"/>
+    <w:multiLevelType w:val="hybridMultilevel"/>
+    <w:tmpl w:val="6C3A60AA"/>
+    <w:lvl w:ilvl="0" w:tplc="08090001">
+      <w:start w:val="1"/>
+      <w:numFmt w:val="bullet"/>
+      <w:lvlText w:val=""/>
+      <w:lvlJc w:val="left"/>
+      <w:pPr>
+        <w:ind w:left="720" w:hanging="360"/>
+      </w:pPr>
+      <w:rPr>
+        <w:rFonts w:ascii="Symbol" w:hAnsi="Symbol" w:hint="default"/>
+      </w:rPr>
+    </w:lvl>
+    <w:lvl w:ilvl="1" w:tplc="08090003">
+      <w:start w:val="1"/>
+      <w:numFmt w:val="bullet"/>
+      <w:lvlText w:val="o"/>
+      <w:lvlJc w:val="left"/>
+      <w:pPr>
+        <w:ind w:left="1440" w:hanging="360"/>
+      </w:pPr>
+      <w:rPr>
+        <w:rFonts w:ascii="Courier New" w:hAnsi="Courier New" w:cs="Courier New" w:hint="default"/>
+      </w:rPr>
+    </w:lvl>
+    <w:lvl w:ilvl="2" w:tplc="08090005" w:tentative="1">
+      <w:start w:val="1"/>
+      <w:numFmt w:val="bullet"/>
+      <w:lvlText w:val=""/>
+      <w:lvlJc w:val="left"/>
+      <w:pPr>
+        <w:ind w:left="2160" w:hanging="360"/>
+      </w:pPr>
+      <w:rPr>
+        <w:rFonts w:ascii="Wingdings" w:hAnsi="Wingdings" w:hint="default"/>
+      </w:rPr>
+    </w:lvl>
+    <w:lvl w:ilvl="3" w:tplc="08090001" w:tentative="1">
+      <w:start w:val="1"/>
+      <w:numFmt w:val="bullet"/>
+      <w:lvlText w:val=""/>
+      <w:lvlJc w:val="left"/>
+      <w:pPr>
+        <w:ind w:left="2880" w:hanging="360"/>
+      </w:pPr>
+      <w:rPr>
+        <w:rFonts w:ascii="Symbol" w:hAnsi="Symbol" w:hint="default"/>
+      </w:rPr>
+    </w:lvl>
+    <w:lvl w:ilvl="4" w:tplc="08090003" w:tentative="1">
+      <w:start w:val="1"/>
+      <w:numFmt w:val="bullet"/>
+      <w:lvlText w:val="o"/>
+      <w:lvlJc w:val="left"/>
+      <w:pPr>
+        <w:ind w:left="3600" w:hanging="360"/>
+      </w:pPr>
+      <w:rPr>
+        <w:rFonts w:ascii="Courier New" w:hAnsi="Courier New" w:cs="Courier New" w:hint="default"/>
+      </w:rPr>
+    </w:lvl>
+    <w:lvl w:ilvl="5" w:tplc="08090005" w:tentative="1">
+      <w:start w:val="1"/>
+      <w:numFmt w:val="bullet"/>
+      <w:lvlText w:val=""/>
+      <w:lvlJc w:val="left"/>
+      <w:pPr>
+        <w:ind w:left="4320" w:hanging="360"/>
+      </w:pPr>
+      <w:rPr>
+        <w:rFonts w:ascii="Wingdings" w:hAnsi="Wingdings" w:hint="default"/>
+      </w:rPr>
+    </w:lvl>
+    <w:lvl w:ilvl="6" w:tplc="08090001" w:tentative="1">
+      <w:start w:val="1"/>
+      <w:numFmt w:val="bullet"/>
+      <w:lvlText w:val=""/>
+      <w:lvlJc w:val="left"/>
+      <w:pPr>
+        <w:ind w:left="5040" w:hanging="360"/>
+      </w:pPr>
+      <w:rPr>
+        <w:rFonts w:ascii="Symbol" w:hAnsi="Symbol" w:hint="default"/>
+      </w:rPr>
+    </w:lvl>
+    <w:lvl w:ilvl="7" w:tplc="08090003" w:tentative="1">
+      <w:start w:val="1"/>
+      <w:numFmt w:val="bullet"/>
+      <w:lvlText w:val="o"/>
+      <w:lvlJc w:val="left"/>
+      <w:pPr>
+        <w:ind w:left="5760" w:hanging="360"/>
+      </w:pPr>
+      <w:rPr>
+        <w:rFonts w:ascii="Courier New" w:hAnsi="Courier New" w:cs="Courier New" w:hint="default"/>
+      </w:rPr>
+    </w:lvl>
+    <w:lvl w:ilvl="8" w:tplc="08090005" w:tentative="1">
+      <w:start w:val="1"/>
+      <w:numFmt w:val="bullet"/>
+      <w:lvlText w:val=""/>
+      <w:lvlJc w:val="left"/>
+      <w:pPr>
+        <w:ind w:left="6480" w:hanging="360"/>
+      </w:pPr>
+      <w:rPr>
+        <w:rFonts w:ascii="Wingdings" w:hAnsi="Wingdings" w:hint="default"/>
       </w:rPr>
     </w:lvl>
   </w:abstractNum>
@@ -364,6 +2795,21 @@
   </w:num>
   <w:num w:numId="9" w16cid:durableId="1489245353">
     <w:abstractNumId w:val="0"/>
+  </w:num>
+  <w:num w:numId="10" w16cid:durableId="922954169">
+    <w:abstractNumId w:val="12"/>
+  </w:num>
+  <w:num w:numId="11" w16cid:durableId="1768580738">
+    <w:abstractNumId w:val="9"/>
+  </w:num>
+  <w:num w:numId="12" w16cid:durableId="1302153203">
+    <w:abstractNumId w:val="10"/>
+  </w:num>
+  <w:num w:numId="13" w16cid:durableId="53937718">
+    <w:abstractNumId w:val="11"/>
+  </w:num>
+  <w:num w:numId="14" w16cid:durableId="697854505">
+    <w:abstractNumId w:val="13"/>
   </w:num>
 </w:numbering>
 </file>

--- a/screenshots/TITAN_APP_DEVELOPMENT_TODO_DAVE_12_TASKS.docx
+++ b/screenshots/TITAN_APP_DEVELOPMENT_TODO_DAVE_12_TASKS.docx
@@ -158,12 +158,6 @@
     <w:p/>
     <w:p/>
     <w:p>
-      <w:r>
-        <w:t>21 August 2026 to do extras</w:t>
-      </w:r>
-    </w:p>
-    <w:p/>
-    <w:p>
       <w:pPr>
         <w:pStyle w:val="ListParagraph"/>
         <w:numPr>
@@ -171,1927 +165,6 @@
           <w:numId w:val="14"/>
         </w:numPr>
       </w:pPr>
-      <w:r>
-        <w:t xml:space="preserve">Extra to do list </w:t>
-      </w:r>
-    </w:p>
-    <w:p/>
-    <w:p>
-      <w:pPr>
-        <w:pStyle w:val="ListParagraph"/>
-        <w:numPr>
-          <w:ilvl w:val="0"/>
-          <w:numId w:val="14"/>
-        </w:numPr>
-      </w:pPr>
-      <w:r>
-        <w:t xml:space="preserve">Kronos needs to be changed in the multi tournament mode to just overall winner. There also need to be a prize for this and needs to be in the same area as the divisional prizes. </w:t>
-      </w:r>
-    </w:p>
-    <w:p/>
-    <w:p>
-      <w:pPr>
-        <w:pStyle w:val="ListParagraph"/>
-        <w:numPr>
-          <w:ilvl w:val="0"/>
-          <w:numId w:val="14"/>
-        </w:numPr>
-      </w:pPr>
-      <w:r>
-        <w:t>S</w:t>
-      </w:r>
-      <w:r>
-        <w:t xml:space="preserve">tableford needs to continue in tournament mode. </w:t>
-      </w:r>
-      <w:r>
-        <w:t xml:space="preserve"> – So once the match is ended, we need them to finish the round for Stableford scores, we have this in casual if it is a side game. This makes a huge difference in Kronos standings.</w:t>
-      </w:r>
-    </w:p>
-    <w:p/>
-    <w:p>
-      <w:pPr>
-        <w:pStyle w:val="ListParagraph"/>
-        <w:numPr>
-          <w:ilvl w:val="0"/>
-          <w:numId w:val="14"/>
-        </w:numPr>
-      </w:pPr>
-      <w:r>
-        <w:t xml:space="preserve">In the tournament home </w:t>
-      </w:r>
-      <w:proofErr w:type="gramStart"/>
-      <w:r>
-        <w:t>page</w:t>
-      </w:r>
-      <w:proofErr w:type="gramEnd"/>
-      <w:r>
-        <w:t xml:space="preserve"> we need to change the icon to read Prize Positions. Don’t know if it’s worth combining this into the leaderboard tab to make it cleaner. </w:t>
-      </w:r>
-    </w:p>
-    <w:p/>
-    <w:p>
-      <w:pPr>
-        <w:pStyle w:val="ListParagraph"/>
-        <w:numPr>
-          <w:ilvl w:val="0"/>
-          <w:numId w:val="14"/>
-        </w:numPr>
-      </w:pPr>
-      <w:r>
-        <w:t xml:space="preserve">Camera is not displaying course and hole </w:t>
-      </w:r>
-      <w:proofErr w:type="gramStart"/>
-      <w:r>
-        <w:t>your</w:t>
-      </w:r>
-      <w:proofErr w:type="gramEnd"/>
-      <w:r>
-        <w:t xml:space="preserve"> on or your name this need to be added back. </w:t>
-      </w:r>
-    </w:p>
-    <w:p/>
-    <w:p>
-      <w:pPr>
-        <w:pStyle w:val="ListParagraph"/>
-        <w:numPr>
-          <w:ilvl w:val="0"/>
-          <w:numId w:val="14"/>
-        </w:numPr>
-      </w:pPr>
-      <w:r>
-        <w:t xml:space="preserve">When you select how many days a tournament is over that need to be </w:t>
-      </w:r>
-      <w:proofErr w:type="gramStart"/>
-      <w:r>
-        <w:t>change</w:t>
-      </w:r>
-      <w:proofErr w:type="gramEnd"/>
-      <w:r>
-        <w:t xml:space="preserve"> to rounds instead of days. Calculation is </w:t>
-      </w:r>
-      <w:proofErr w:type="gramStart"/>
-      <w:r>
-        <w:t>correct..</w:t>
-      </w:r>
-      <w:proofErr w:type="gramEnd"/>
-      <w:r>
-        <w:t xml:space="preserve"> </w:t>
-      </w:r>
-    </w:p>
-    <w:p/>
-    <w:p>
-      <w:pPr>
-        <w:pStyle w:val="ListParagraph"/>
-        <w:numPr>
-          <w:ilvl w:val="0"/>
-          <w:numId w:val="14"/>
-        </w:numPr>
-      </w:pPr>
-      <w:r>
-        <w:t xml:space="preserve">The date selection </w:t>
-      </w:r>
-      <w:proofErr w:type="gramStart"/>
-      <w:r>
-        <w:t>need</w:t>
-      </w:r>
-      <w:proofErr w:type="gramEnd"/>
-      <w:r>
-        <w:t xml:space="preserve"> to be a calendar. </w:t>
-      </w:r>
-    </w:p>
-    <w:p/>
-    <w:p>
-      <w:pPr>
-        <w:pStyle w:val="ListParagraph"/>
-        <w:numPr>
-          <w:ilvl w:val="0"/>
-          <w:numId w:val="14"/>
-        </w:numPr>
-      </w:pPr>
-      <w:r>
-        <w:t>Temporarily removed GPS</w:t>
-      </w:r>
-      <w:r>
-        <w:t xml:space="preserve"> – hide it for a min, something big is coming.</w:t>
-      </w:r>
-    </w:p>
-    <w:p/>
-    <w:p>
-      <w:pPr>
-        <w:pStyle w:val="ListParagraph"/>
-        <w:numPr>
-          <w:ilvl w:val="0"/>
-          <w:numId w:val="14"/>
-        </w:numPr>
-      </w:pPr>
-      <w:r>
-        <w:t xml:space="preserve">Once all games have been played in tournament mode it should display as finished not </w:t>
-      </w:r>
-      <w:proofErr w:type="gramStart"/>
-      <w:r>
-        <w:t>live</w:t>
-      </w:r>
-      <w:proofErr w:type="gramEnd"/>
-      <w:r>
-        <w:t xml:space="preserve">. </w:t>
-      </w:r>
-    </w:p>
-    <w:p/>
-    <w:p>
-      <w:pPr>
-        <w:pStyle w:val="ListParagraph"/>
-        <w:numPr>
-          <w:ilvl w:val="0"/>
-          <w:numId w:val="14"/>
-        </w:numPr>
-      </w:pPr>
-      <w:r>
-        <w:t xml:space="preserve">In the tournament admin </w:t>
-      </w:r>
-      <w:proofErr w:type="gramStart"/>
-      <w:r>
-        <w:t>page</w:t>
-      </w:r>
-      <w:proofErr w:type="gramEnd"/>
-      <w:r>
-        <w:t xml:space="preserve"> we should have a complete button to </w:t>
-      </w:r>
-      <w:proofErr w:type="gramStart"/>
-      <w:r>
-        <w:t>completely finish</w:t>
-      </w:r>
-      <w:proofErr w:type="gramEnd"/>
-      <w:r>
-        <w:t xml:space="preserve"> and archive a tournament. </w:t>
-      </w:r>
-    </w:p>
-    <w:p/>
-    <w:p>
-      <w:pPr>
-        <w:pStyle w:val="ListParagraph"/>
-        <w:numPr>
-          <w:ilvl w:val="0"/>
-          <w:numId w:val="14"/>
-        </w:numPr>
-      </w:pPr>
-      <w:r>
-        <w:t>Need to be able to delete message in the Inbox area.</w:t>
-      </w:r>
-    </w:p>
-    <w:p/>
-    <w:p>
-      <w:pPr>
-        <w:pStyle w:val="ListParagraph"/>
-        <w:numPr>
-          <w:ilvl w:val="0"/>
-          <w:numId w:val="14"/>
-        </w:numPr>
-      </w:pPr>
-      <w:r>
-        <w:t xml:space="preserve">When we send out the final news reel we need to sort the top part out. </w:t>
-      </w:r>
-    </w:p>
-    <w:p/>
-    <w:p>
-      <w:pPr>
-        <w:pStyle w:val="ListParagraph"/>
-        <w:numPr>
-          <w:ilvl w:val="0"/>
-          <w:numId w:val="14"/>
-        </w:numPr>
-      </w:pPr>
-      <w:r>
-        <w:t xml:space="preserve">On the main home </w:t>
-      </w:r>
-      <w:proofErr w:type="gramStart"/>
-      <w:r>
-        <w:t>page</w:t>
-      </w:r>
-      <w:proofErr w:type="gramEnd"/>
-      <w:r>
-        <w:t xml:space="preserve"> the bottom right tab should be a help page on how to </w:t>
-      </w:r>
-      <w:proofErr w:type="gramStart"/>
-      <w:r>
-        <w:t>doing</w:t>
-      </w:r>
-      <w:proofErr w:type="gramEnd"/>
-      <w:r>
-        <w:t xml:space="preserve"> things with documentation. </w:t>
-      </w:r>
-    </w:p>
-    <w:p/>
-    <w:p>
-      <w:pPr>
-        <w:pStyle w:val="ListParagraph"/>
-        <w:numPr>
-          <w:ilvl w:val="0"/>
-          <w:numId w:val="14"/>
-        </w:numPr>
-      </w:pPr>
-      <w:r>
-        <w:t xml:space="preserve">In the tournament headboard we need to display better on who </w:t>
-      </w:r>
-      <w:proofErr w:type="spellStart"/>
-      <w:r>
-        <w:t>one</w:t>
-      </w:r>
-      <w:proofErr w:type="spellEnd"/>
-      <w:r>
-        <w:t xml:space="preserve"> the match. Currently only displays the results. Name needs to be highlighted or something to indicate who won the 4BBB </w:t>
-      </w:r>
-      <w:proofErr w:type="spellStart"/>
-      <w:r>
-        <w:t>stableford</w:t>
-      </w:r>
-      <w:proofErr w:type="spellEnd"/>
-      <w:r>
-        <w:t xml:space="preserve"> match. </w:t>
-      </w:r>
-    </w:p>
-    <w:p/>
-    <w:p>
-      <w:pPr>
-        <w:pStyle w:val="ListParagraph"/>
-        <w:numPr>
-          <w:ilvl w:val="0"/>
-          <w:numId w:val="14"/>
-        </w:numPr>
-      </w:pPr>
-      <w:r>
-        <w:t xml:space="preserve">If there is a draw the Ai news bot should mention the formula used to declare the win. </w:t>
-      </w:r>
-    </w:p>
-    <w:p/>
-    <w:p/>
-    <w:p>
-      <w:pPr>
-        <w:pStyle w:val="ListParagraph"/>
-        <w:numPr>
-          <w:ilvl w:val="0"/>
-          <w:numId w:val="14"/>
-        </w:numPr>
-      </w:pPr>
-      <w:r>
-        <w:t xml:space="preserve">A new tournament mode needs to be created and called the titan way. Minimum of four teams and 16 players. 4BBB </w:t>
-      </w:r>
-      <w:proofErr w:type="spellStart"/>
-      <w:r>
-        <w:t>stableford</w:t>
-      </w:r>
-      <w:proofErr w:type="spellEnd"/>
-      <w:r>
-        <w:t xml:space="preserve"> matchplay than then feeds into a player off. </w:t>
-      </w:r>
-    </w:p>
-    <w:p/>
-    <w:p>
-      <w:pPr>
-        <w:pStyle w:val="ListParagraph"/>
-        <w:numPr>
-          <w:ilvl w:val="0"/>
-          <w:numId w:val="14"/>
-        </w:numPr>
-      </w:pPr>
-      <w:r>
-        <w:t>18. TITAN TOUR – TEAMS &amp; OPENING ROUNDS</w:t>
-      </w:r>
-    </w:p>
-    <w:p/>
-    <w:p>
-      <w:pPr>
-        <w:pStyle w:val="ListParagraph"/>
-        <w:numPr>
-          <w:ilvl w:val="0"/>
-          <w:numId w:val="14"/>
-        </w:numPr>
-      </w:pPr>
-      <w:r>
-        <w:t>Titan Tour is the advanced Tournament preset.</w:t>
-      </w:r>
-    </w:p>
-    <w:p/>
-    <w:p>
-      <w:pPr>
-        <w:pStyle w:val="ListParagraph"/>
-        <w:numPr>
-          <w:ilvl w:val="0"/>
-          <w:numId w:val="14"/>
-        </w:numPr>
-      </w:pPr>
-      <w:r>
-        <w:t>It uses the Tournament Engine but adds the Titan-specific structure.</w:t>
-      </w:r>
-    </w:p>
-    <w:p/>
-    <w:p>
-      <w:pPr>
-        <w:pStyle w:val="ListParagraph"/>
-        <w:numPr>
-          <w:ilvl w:val="0"/>
-          <w:numId w:val="14"/>
-        </w:numPr>
-      </w:pPr>
-      <w:r>
-        <w:t>Supports:</w:t>
-      </w:r>
-    </w:p>
-    <w:p/>
-    <w:p>
-      <w:pPr>
-        <w:pStyle w:val="ListParagraph"/>
-        <w:numPr>
-          <w:ilvl w:val="1"/>
-          <w:numId w:val="14"/>
-        </w:numPr>
-      </w:pPr>
-      <w:r>
-        <w:t>Multiple teams</w:t>
-      </w:r>
-    </w:p>
-    <w:p>
-      <w:pPr>
-        <w:pStyle w:val="ListParagraph"/>
-        <w:numPr>
-          <w:ilvl w:val="1"/>
-          <w:numId w:val="14"/>
-        </w:numPr>
-      </w:pPr>
-      <w:r>
-        <w:t>Default team size = 4</w:t>
-      </w:r>
-    </w:p>
-    <w:p>
-      <w:pPr>
-        <w:pStyle w:val="ListParagraph"/>
-        <w:numPr>
-          <w:ilvl w:val="1"/>
-          <w:numId w:val="14"/>
-        </w:numPr>
-      </w:pPr>
-      <w:r>
-        <w:t>One Captain per team</w:t>
-      </w:r>
-    </w:p>
-    <w:p/>
-    <w:p>
-      <w:pPr>
-        <w:pStyle w:val="ListParagraph"/>
-        <w:numPr>
-          <w:ilvl w:val="0"/>
-          <w:numId w:val="14"/>
-        </w:numPr>
-      </w:pPr>
-      <w:r>
-        <w:t>Captains must play with each teammate at least once during the configured opening rounds.</w:t>
-      </w:r>
-    </w:p>
-    <w:p/>
-    <w:p>
-      <w:pPr>
-        <w:pStyle w:val="ListParagraph"/>
-        <w:numPr>
-          <w:ilvl w:val="0"/>
-          <w:numId w:val="14"/>
-        </w:numPr>
-      </w:pPr>
-      <w:r>
-        <w:t>Normally:</w:t>
-      </w:r>
-    </w:p>
-    <w:p/>
-    <w:p>
-      <w:pPr>
-        <w:pStyle w:val="ListParagraph"/>
-        <w:numPr>
-          <w:ilvl w:val="0"/>
-          <w:numId w:val="14"/>
-        </w:numPr>
-      </w:pPr>
-      <w:r>
-        <w:t>Rounds 1–3</w:t>
-      </w:r>
-    </w:p>
-    <w:p/>
-    <w:p>
-      <w:pPr>
-        <w:pStyle w:val="ListParagraph"/>
-        <w:numPr>
-          <w:ilvl w:val="0"/>
-          <w:numId w:val="14"/>
-        </w:numPr>
-      </w:pPr>
-      <w:r>
-        <w:t>However, opening-round count must be configurable.</w:t>
-      </w:r>
-    </w:p>
-    <w:p/>
-    <w:p>
-      <w:pPr>
-        <w:pStyle w:val="ListParagraph"/>
-        <w:numPr>
-          <w:ilvl w:val="0"/>
-          <w:numId w:val="14"/>
-        </w:numPr>
-      </w:pPr>
-      <w:r>
-        <w:t>Examples:</w:t>
-      </w:r>
-    </w:p>
-    <w:p/>
-    <w:p>
-      <w:pPr>
-        <w:pStyle w:val="ListParagraph"/>
-        <w:numPr>
-          <w:ilvl w:val="1"/>
-          <w:numId w:val="14"/>
-        </w:numPr>
-      </w:pPr>
-      <w:r>
-        <w:t>1–3</w:t>
-      </w:r>
-    </w:p>
-    <w:p>
-      <w:pPr>
-        <w:pStyle w:val="ListParagraph"/>
-        <w:numPr>
-          <w:ilvl w:val="1"/>
-          <w:numId w:val="14"/>
-        </w:numPr>
-      </w:pPr>
-      <w:r>
-        <w:t>1–5</w:t>
-      </w:r>
-    </w:p>
-    <w:p>
-      <w:pPr>
-        <w:pStyle w:val="ListParagraph"/>
-        <w:numPr>
-          <w:ilvl w:val="1"/>
-          <w:numId w:val="14"/>
-        </w:numPr>
-      </w:pPr>
-      <w:r>
-        <w:t>1–6</w:t>
-      </w:r>
-    </w:p>
-    <w:p>
-      <w:pPr>
-        <w:pStyle w:val="ListParagraph"/>
-        <w:numPr>
-          <w:ilvl w:val="1"/>
-          <w:numId w:val="14"/>
-        </w:numPr>
-      </w:pPr>
-      <w:r>
-        <w:t>Other configured number</w:t>
-      </w:r>
-    </w:p>
-    <w:p/>
-    <w:p>
-      <w:pPr>
-        <w:pStyle w:val="ListParagraph"/>
-        <w:numPr>
-          <w:ilvl w:val="0"/>
-          <w:numId w:val="14"/>
-        </w:numPr>
-      </w:pPr>
-      <w:r>
-        <w:lastRenderedPageBreak/>
-        <w:t>Opening rounds will normally use Fourball Match Play.</w:t>
-      </w:r>
-    </w:p>
-    <w:p/>
-    <w:p>
-      <w:pPr>
-        <w:pStyle w:val="ListParagraph"/>
-        <w:numPr>
-          <w:ilvl w:val="0"/>
-          <w:numId w:val="14"/>
-        </w:numPr>
-      </w:pPr>
-      <w:r>
-        <w:rPr>
-          <w:rFonts w:ascii="Roboto" w:hAnsi="Roboto" w:cs="Roboto"/>
-        </w:rPr>
-        <w:t>⸻</w:t>
-      </w:r>
-    </w:p>
-    <w:p/>
-    <w:p>
-      <w:pPr>
-        <w:pStyle w:val="ListParagraph"/>
-        <w:numPr>
-          <w:ilvl w:val="0"/>
-          <w:numId w:val="14"/>
-        </w:numPr>
-      </w:pPr>
-      <w:r>
-        <w:t>19. TITAN TOUR – HANDICAP DEFAULTS</w:t>
-      </w:r>
-    </w:p>
-    <w:p/>
-    <w:p>
-      <w:pPr>
-        <w:pStyle w:val="ListParagraph"/>
-        <w:numPr>
-          <w:ilvl w:val="0"/>
-          <w:numId w:val="14"/>
-        </w:numPr>
-      </w:pPr>
-      <w:r>
-        <w:t>Default settings:</w:t>
-      </w:r>
-    </w:p>
-    <w:p/>
-    <w:p>
-      <w:pPr>
-        <w:pStyle w:val="ListParagraph"/>
-        <w:numPr>
-          <w:ilvl w:val="0"/>
-          <w:numId w:val="14"/>
-        </w:numPr>
-      </w:pPr>
-      <w:r>
-        <w:t>Maximum Playing Handicap = 18 – optional</w:t>
-      </w:r>
-    </w:p>
-    <w:p/>
-    <w:p>
-      <w:pPr>
-        <w:pStyle w:val="ListParagraph"/>
-        <w:numPr>
-          <w:ilvl w:val="0"/>
-          <w:numId w:val="14"/>
-        </w:numPr>
-      </w:pPr>
-      <w:r>
-        <w:t>Players above the cap play from the maximum.</w:t>
-      </w:r>
-    </w:p>
-    <w:p/>
-    <w:p>
-      <w:pPr>
-        <w:pStyle w:val="ListParagraph"/>
-        <w:numPr>
-          <w:ilvl w:val="0"/>
-          <w:numId w:val="14"/>
-        </w:numPr>
-      </w:pPr>
-      <w:r>
-        <w:t>No slope calculation.</w:t>
-      </w:r>
-    </w:p>
-    <w:p/>
-    <w:p>
-      <w:pPr>
-        <w:pStyle w:val="ListParagraph"/>
-        <w:numPr>
-          <w:ilvl w:val="0"/>
-          <w:numId w:val="14"/>
-        </w:numPr>
-      </w:pPr>
-      <w:r>
-        <w:t>Final Tournament Handicaps can be locked.</w:t>
-      </w:r>
-    </w:p>
-    <w:p/>
-    <w:p>
-      <w:pPr>
-        <w:pStyle w:val="ListParagraph"/>
-        <w:numPr>
-          <w:ilvl w:val="0"/>
-          <w:numId w:val="14"/>
-        </w:numPr>
-      </w:pPr>
-      <w:r>
-        <w:t>Default main-game handicap rules:</w:t>
-      </w:r>
-    </w:p>
-    <w:p/>
-    <w:p>
-      <w:pPr>
-        <w:pStyle w:val="ListParagraph"/>
-        <w:numPr>
-          <w:ilvl w:val="0"/>
-          <w:numId w:val="14"/>
-        </w:numPr>
-      </w:pPr>
-      <w:r>
-        <w:t>Fourball Match Play = 75% of handicap difference</w:t>
-      </w:r>
-    </w:p>
-    <w:p/>
-    <w:p>
-      <w:pPr>
-        <w:pStyle w:val="ListParagraph"/>
-        <w:numPr>
-          <w:ilvl w:val="0"/>
-          <w:numId w:val="14"/>
-        </w:numPr>
-      </w:pPr>
-      <w:r>
-        <w:t>Singles Match Play = 85% of handicap difference</w:t>
-      </w:r>
-    </w:p>
-    <w:p/>
-    <w:p>
-      <w:pPr>
-        <w:pStyle w:val="ListParagraph"/>
-        <w:numPr>
-          <w:ilvl w:val="0"/>
-          <w:numId w:val="14"/>
-        </w:numPr>
-      </w:pPr>
-      <w:r>
-        <w:t>These defaults remain editable by Admin.</w:t>
-      </w:r>
-    </w:p>
-    <w:p/>
-    <w:p>
-      <w:pPr>
-        <w:pStyle w:val="ListParagraph"/>
-        <w:numPr>
-          <w:ilvl w:val="0"/>
-          <w:numId w:val="14"/>
-        </w:numPr>
-      </w:pPr>
-      <w:r>
-        <w:t>Separate from these:</w:t>
-      </w:r>
-    </w:p>
-    <w:p/>
-    <w:p>
-      <w:pPr>
-        <w:pStyle w:val="ListParagraph"/>
-        <w:numPr>
-          <w:ilvl w:val="0"/>
-          <w:numId w:val="14"/>
-        </w:numPr>
-      </w:pPr>
-      <w:r>
-        <w:t>KRONOS = ALWAYS 100% HANDICAP</w:t>
-      </w:r>
-    </w:p>
-    <w:p/>
-    <w:p>
-      <w:pPr>
-        <w:pStyle w:val="ListParagraph"/>
-        <w:numPr>
-          <w:ilvl w:val="0"/>
-          <w:numId w:val="14"/>
-        </w:numPr>
-      </w:pPr>
-      <w:r>
-        <w:t>The main Match Play percentages must never affect Kronos.</w:t>
-      </w:r>
-    </w:p>
-    <w:p/>
-    <w:p>
-      <w:pPr>
-        <w:pStyle w:val="ListParagraph"/>
-        <w:numPr>
-          <w:ilvl w:val="0"/>
-          <w:numId w:val="14"/>
-        </w:numPr>
-      </w:pPr>
-      <w:r>
-        <w:rPr>
-          <w:rFonts w:ascii="Roboto" w:hAnsi="Roboto" w:cs="Roboto"/>
-        </w:rPr>
-        <w:lastRenderedPageBreak/>
-        <w:t>⸻</w:t>
-      </w:r>
-    </w:p>
-    <w:p/>
-    <w:p>
-      <w:pPr>
-        <w:pStyle w:val="ListParagraph"/>
-        <w:numPr>
-          <w:ilvl w:val="0"/>
-          <w:numId w:val="14"/>
-        </w:numPr>
-      </w:pPr>
-      <w:r>
-        <w:t>20. TITAN TOUR – TEAM CHAMPIONSHIP</w:t>
-      </w:r>
-    </w:p>
-    <w:p/>
-    <w:p>
-      <w:pPr>
-        <w:pStyle w:val="ListParagraph"/>
-        <w:numPr>
-          <w:ilvl w:val="0"/>
-          <w:numId w:val="14"/>
-        </w:numPr>
-      </w:pPr>
-      <w:r>
-        <w:t>Opening rounds build the Team League Table.</w:t>
-      </w:r>
-    </w:p>
-    <w:p/>
-    <w:p>
-      <w:pPr>
-        <w:pStyle w:val="ListParagraph"/>
-        <w:numPr>
-          <w:ilvl w:val="0"/>
-          <w:numId w:val="14"/>
-        </w:numPr>
-      </w:pPr>
-      <w:r>
-        <w:t>Every match awards Team Points according to the configured points system.</w:t>
-      </w:r>
-    </w:p>
-    <w:p/>
-    <w:p>
-      <w:pPr>
-        <w:pStyle w:val="ListParagraph"/>
-        <w:numPr>
-          <w:ilvl w:val="0"/>
-          <w:numId w:val="14"/>
-        </w:numPr>
-      </w:pPr>
-      <w:r>
-        <w:t>All Team Points accumulate automatically.</w:t>
-      </w:r>
-    </w:p>
-    <w:p/>
-    <w:p>
-      <w:pPr>
-        <w:pStyle w:val="ListParagraph"/>
-        <w:numPr>
-          <w:ilvl w:val="0"/>
-          <w:numId w:val="14"/>
-        </w:numPr>
-      </w:pPr>
-      <w:r>
-        <w:t>TEAM LEAGUE TIE-BREAK</w:t>
-      </w:r>
-    </w:p>
-    <w:p/>
-    <w:p>
-      <w:pPr>
-        <w:pStyle w:val="ListParagraph"/>
-        <w:numPr>
-          <w:ilvl w:val="0"/>
-          <w:numId w:val="14"/>
-        </w:numPr>
-      </w:pPr>
-      <w:r>
-        <w:t>Highest combined Stableford score</w:t>
-      </w:r>
-    </w:p>
-    <w:p>
-      <w:pPr>
-        <w:pStyle w:val="ListParagraph"/>
-        <w:numPr>
-          <w:ilvl w:val="0"/>
-          <w:numId w:val="14"/>
-        </w:numPr>
-      </w:pPr>
-      <w:r>
-        <w:t>Configured secondary Tournament tie-break</w:t>
-      </w:r>
-    </w:p>
-    <w:p/>
-    <w:p>
-      <w:pPr>
-        <w:pStyle w:val="ListParagraph"/>
-        <w:numPr>
-          <w:ilvl w:val="0"/>
-          <w:numId w:val="14"/>
-        </w:numPr>
-      </w:pPr>
-      <w:r>
-        <w:rPr>
-          <w:rFonts w:ascii="Roboto" w:hAnsi="Roboto" w:cs="Roboto"/>
-        </w:rPr>
-        <w:t>⸻</w:t>
-      </w:r>
-    </w:p>
-    <w:p/>
-    <w:p>
-      <w:pPr>
-        <w:pStyle w:val="ListParagraph"/>
-        <w:numPr>
-          <w:ilvl w:val="0"/>
-          <w:numId w:val="14"/>
-        </w:numPr>
-      </w:pPr>
-      <w:r>
-        <w:t>21. TITAN TOUR – FINAL DAY</w:t>
-      </w:r>
-    </w:p>
-    <w:p/>
-    <w:p>
-      <w:pPr>
-        <w:pStyle w:val="ListParagraph"/>
-        <w:numPr>
-          <w:ilvl w:val="0"/>
-          <w:numId w:val="14"/>
-        </w:numPr>
-      </w:pPr>
-      <w:r>
-        <w:t>Titan Tour supports the League-to-Final-Day structure.</w:t>
-      </w:r>
-    </w:p>
-    <w:p/>
-    <w:p>
-      <w:pPr>
-        <w:pStyle w:val="ListParagraph"/>
-        <w:numPr>
-          <w:ilvl w:val="0"/>
-          <w:numId w:val="14"/>
-        </w:numPr>
-      </w:pPr>
-      <w:r>
-        <w:t>Final-day team pairings are determined by League position.</w:t>
-      </w:r>
-    </w:p>
-    <w:p/>
-    <w:p>
-      <w:pPr>
-        <w:pStyle w:val="ListParagraph"/>
-        <w:numPr>
-          <w:ilvl w:val="0"/>
-          <w:numId w:val="14"/>
-        </w:numPr>
-      </w:pPr>
-      <w:r>
-        <w:t>Example:</w:t>
-      </w:r>
-    </w:p>
-    <w:p/>
-    <w:p>
-      <w:pPr>
-        <w:pStyle w:val="ListParagraph"/>
-        <w:numPr>
-          <w:ilvl w:val="0"/>
-          <w:numId w:val="14"/>
-        </w:numPr>
-      </w:pPr>
-      <w:r>
-        <w:t>1st vs 2nd</w:t>
-      </w:r>
-    </w:p>
-    <w:p/>
-    <w:p>
-      <w:pPr>
-        <w:pStyle w:val="ListParagraph"/>
-        <w:numPr>
-          <w:ilvl w:val="0"/>
-          <w:numId w:val="14"/>
-        </w:numPr>
-      </w:pPr>
-      <w:r>
-        <w:t>3rd vs 4th</w:t>
-      </w:r>
-    </w:p>
-    <w:p/>
-    <w:p>
-      <w:pPr>
-        <w:pStyle w:val="ListParagraph"/>
-        <w:numPr>
-          <w:ilvl w:val="0"/>
-          <w:numId w:val="14"/>
-        </w:numPr>
-      </w:pPr>
-      <w:r>
-        <w:t>5th vs 6th</w:t>
-      </w:r>
-    </w:p>
-    <w:p/>
-    <w:p>
-      <w:pPr>
-        <w:pStyle w:val="ListParagraph"/>
-        <w:numPr>
-          <w:ilvl w:val="0"/>
-          <w:numId w:val="14"/>
-        </w:numPr>
-      </w:pPr>
-      <w:r>
-        <w:t>Continue this logic depending on the number of teams.</w:t>
-      </w:r>
-    </w:p>
-    <w:p/>
-    <w:p>
-      <w:pPr>
-        <w:pStyle w:val="ListParagraph"/>
-        <w:numPr>
-          <w:ilvl w:val="0"/>
-          <w:numId w:val="14"/>
-        </w:numPr>
-      </w:pPr>
-      <w:r>
-        <w:rPr>
-          <w:rFonts w:ascii="Roboto" w:hAnsi="Roboto" w:cs="Roboto"/>
-        </w:rPr>
-        <w:t>⸻</w:t>
-      </w:r>
-    </w:p>
-    <w:p/>
-    <w:p>
-      <w:pPr>
-        <w:pStyle w:val="ListParagraph"/>
-        <w:numPr>
-          <w:ilvl w:val="0"/>
-          <w:numId w:val="14"/>
-        </w:numPr>
-      </w:pPr>
-      <w:r>
-        <w:t>22. FINAL-DAY SINGLES DRAW</w:t>
-      </w:r>
-    </w:p>
-    <w:p/>
-    <w:p>
-      <w:pPr>
-        <w:pStyle w:val="ListParagraph"/>
-        <w:numPr>
-          <w:ilvl w:val="0"/>
-          <w:numId w:val="14"/>
-        </w:numPr>
-      </w:pPr>
-      <w:r>
-        <w:t>Within opposing final-day teams, players are paired by their overall Stableford ranking.</w:t>
-      </w:r>
-    </w:p>
-    <w:p/>
-    <w:p>
-      <w:pPr>
-        <w:pStyle w:val="ListParagraph"/>
-        <w:numPr>
-          <w:ilvl w:val="0"/>
-          <w:numId w:val="14"/>
-        </w:numPr>
-      </w:pPr>
-      <w:r>
-        <w:t>Highest vs Highest</w:t>
-      </w:r>
-    </w:p>
-    <w:p/>
-    <w:p>
-      <w:pPr>
-        <w:pStyle w:val="ListParagraph"/>
-        <w:numPr>
-          <w:ilvl w:val="0"/>
-          <w:numId w:val="14"/>
-        </w:numPr>
-      </w:pPr>
-      <w:r>
-        <w:t>2nd vs 2nd</w:t>
-      </w:r>
-    </w:p>
-    <w:p/>
-    <w:p>
-      <w:pPr>
-        <w:pStyle w:val="ListParagraph"/>
-        <w:numPr>
-          <w:ilvl w:val="0"/>
-          <w:numId w:val="14"/>
-        </w:numPr>
-      </w:pPr>
-      <w:r>
-        <w:t>3rd vs 3rd</w:t>
-      </w:r>
-    </w:p>
-    <w:p/>
-    <w:p>
-      <w:pPr>
-        <w:pStyle w:val="ListParagraph"/>
-        <w:numPr>
-          <w:ilvl w:val="0"/>
-          <w:numId w:val="14"/>
-        </w:numPr>
-      </w:pPr>
-      <w:r>
-        <w:t>4th vs 4th</w:t>
-      </w:r>
-    </w:p>
-    <w:p/>
-    <w:p>
-      <w:pPr>
-        <w:pStyle w:val="ListParagraph"/>
-        <w:numPr>
-          <w:ilvl w:val="0"/>
-          <w:numId w:val="14"/>
-        </w:numPr>
-      </w:pPr>
-      <w:r>
-        <w:t>Continue where required.</w:t>
-      </w:r>
-    </w:p>
-    <w:p/>
-    <w:p>
-      <w:pPr>
-        <w:pStyle w:val="ListParagraph"/>
-        <w:numPr>
-          <w:ilvl w:val="0"/>
-          <w:numId w:val="14"/>
-        </w:numPr>
-      </w:pPr>
-      <w:r>
-        <w:t>Default Singles Match Points:</w:t>
-      </w:r>
-    </w:p>
-    <w:p/>
-    <w:p>
-      <w:pPr>
-        <w:pStyle w:val="ListParagraph"/>
-        <w:numPr>
-          <w:ilvl w:val="0"/>
-          <w:numId w:val="14"/>
-        </w:numPr>
-      </w:pPr>
-      <w:r>
-        <w:t>Win = 3</w:t>
-      </w:r>
-    </w:p>
-    <w:p/>
-    <w:p>
-      <w:pPr>
-        <w:pStyle w:val="ListParagraph"/>
-        <w:numPr>
-          <w:ilvl w:val="0"/>
-          <w:numId w:val="14"/>
-        </w:numPr>
-      </w:pPr>
-      <w:r>
-        <w:t>Half = 1</w:t>
-      </w:r>
-    </w:p>
-    <w:p/>
-    <w:p>
-      <w:pPr>
-        <w:pStyle w:val="ListParagraph"/>
-        <w:numPr>
-          <w:ilvl w:val="0"/>
-          <w:numId w:val="14"/>
-        </w:numPr>
-      </w:pPr>
-      <w:r>
-        <w:t>Loss = 0</w:t>
-      </w:r>
-    </w:p>
-    <w:p/>
-    <w:p>
-      <w:pPr>
-        <w:pStyle w:val="ListParagraph"/>
-        <w:numPr>
-          <w:ilvl w:val="0"/>
-          <w:numId w:val="14"/>
-        </w:numPr>
-      </w:pPr>
-      <w:r>
-        <w:t>Values remain editable.</w:t>
-      </w:r>
-    </w:p>
-    <w:p/>
-    <w:p>
-      <w:pPr>
-        <w:pStyle w:val="ListParagraph"/>
-        <w:numPr>
-          <w:ilvl w:val="0"/>
-          <w:numId w:val="14"/>
-        </w:numPr>
-      </w:pPr>
-      <w:r>
-        <w:t>Configurable Clean Sweep Bonus.</w:t>
-      </w:r>
-    </w:p>
-    <w:p/>
-    <w:p>
-      <w:pPr>
-        <w:pStyle w:val="ListParagraph"/>
-        <w:numPr>
-          <w:ilvl w:val="0"/>
-          <w:numId w:val="14"/>
-        </w:numPr>
-      </w:pPr>
-      <w:r>
-        <w:t>Titan default:</w:t>
-      </w:r>
-    </w:p>
-    <w:p/>
-    <w:p>
-      <w:pPr>
-        <w:pStyle w:val="ListParagraph"/>
-        <w:numPr>
-          <w:ilvl w:val="0"/>
-          <w:numId w:val="14"/>
-        </w:numPr>
-      </w:pPr>
-      <w:r>
-        <w:t>2 points</w:t>
-      </w:r>
-    </w:p>
-    <w:p/>
-    <w:p>
-      <w:pPr>
-        <w:pStyle w:val="ListParagraph"/>
-        <w:numPr>
-          <w:ilvl w:val="0"/>
-          <w:numId w:val="14"/>
-        </w:numPr>
-      </w:pPr>
-      <w:r>
-        <w:rPr>
-          <w:rFonts w:ascii="Roboto" w:hAnsi="Roboto" w:cs="Roboto"/>
-        </w:rPr>
-        <w:t>⸻</w:t>
-      </w:r>
-    </w:p>
-    <w:p/>
-    <w:p>
-      <w:pPr>
-        <w:pStyle w:val="ListParagraph"/>
-        <w:numPr>
-          <w:ilvl w:val="0"/>
-          <w:numId w:val="14"/>
-        </w:numPr>
-      </w:pPr>
-      <w:r>
-        <w:t>23. KRONOS INDIVIDUAL CHAMPIONSHIP</w:t>
-      </w:r>
-    </w:p>
-    <w:p/>
-    <w:p>
-      <w:pPr>
-        <w:pStyle w:val="ListParagraph"/>
-        <w:numPr>
-          <w:ilvl w:val="0"/>
-          <w:numId w:val="14"/>
-        </w:numPr>
-      </w:pPr>
-      <w:r>
-        <w:t>Kronos is the name given to the Individual Stableford competition specifically within Titan Tour.</w:t>
-      </w:r>
-    </w:p>
-    <w:p/>
-    <w:p>
-      <w:pPr>
-        <w:pStyle w:val="ListParagraph"/>
-        <w:numPr>
-          <w:ilvl w:val="0"/>
-          <w:numId w:val="14"/>
-        </w:numPr>
-      </w:pPr>
-      <w:r>
-        <w:t>Every applicable round contributes to the cumulative Kronos standings.</w:t>
-      </w:r>
-    </w:p>
-    <w:p/>
-    <w:p>
-      <w:pPr>
-        <w:pStyle w:val="ListParagraph"/>
-        <w:numPr>
-          <w:ilvl w:val="0"/>
-          <w:numId w:val="14"/>
-        </w:numPr>
-      </w:pPr>
-      <w:r>
-        <w:t>Example:</w:t>
-      </w:r>
-    </w:p>
-    <w:p/>
-    <w:p>
-      <w:pPr>
-        <w:pStyle w:val="ListParagraph"/>
-        <w:numPr>
-          <w:ilvl w:val="0"/>
-          <w:numId w:val="14"/>
-        </w:numPr>
-      </w:pPr>
-      <w:r>
-        <w:t>Round 1 = 36</w:t>
-      </w:r>
-    </w:p>
-    <w:p/>
-    <w:p>
-      <w:pPr>
-        <w:pStyle w:val="ListParagraph"/>
-        <w:numPr>
-          <w:ilvl w:val="0"/>
-          <w:numId w:val="14"/>
-        </w:numPr>
-      </w:pPr>
-      <w:r>
-        <w:t>Round 2 = 31</w:t>
-      </w:r>
-    </w:p>
-    <w:p/>
-    <w:p>
-      <w:pPr>
-        <w:pStyle w:val="ListParagraph"/>
-        <w:numPr>
-          <w:ilvl w:val="0"/>
-          <w:numId w:val="14"/>
-        </w:numPr>
-      </w:pPr>
-      <w:r>
-        <w:t>Round 3 = 38</w:t>
-      </w:r>
-    </w:p>
-    <w:p/>
-    <w:p>
-      <w:pPr>
-        <w:pStyle w:val="ListParagraph"/>
-        <w:numPr>
-          <w:ilvl w:val="0"/>
-          <w:numId w:val="14"/>
-        </w:numPr>
-      </w:pPr>
-      <w:r>
-        <w:t>Round 4 = 35</w:t>
-      </w:r>
-    </w:p>
-    <w:p/>
-    <w:p>
-      <w:pPr>
-        <w:pStyle w:val="ListParagraph"/>
-        <w:numPr>
-          <w:ilvl w:val="0"/>
-          <w:numId w:val="14"/>
-        </w:numPr>
-      </w:pPr>
-      <w:r>
-        <w:t>KRONOS TOTAL = 140</w:t>
-      </w:r>
-    </w:p>
-    <w:p/>
-    <w:p>
-      <w:pPr>
-        <w:pStyle w:val="ListParagraph"/>
-        <w:numPr>
-          <w:ilvl w:val="0"/>
-          <w:numId w:val="14"/>
-        </w:numPr>
-      </w:pPr>
-      <w:r>
-        <w:t>Highest cumulative Stableford score becomes:</w:t>
-      </w:r>
-    </w:p>
-    <w:p/>
-    <w:p>
-      <w:pPr>
-        <w:pStyle w:val="ListParagraph"/>
-        <w:numPr>
-          <w:ilvl w:val="0"/>
-          <w:numId w:val="14"/>
-        </w:numPr>
-      </w:pPr>
-      <w:r>
-        <w:t>KRONOS CHAMPION</w:t>
-      </w:r>
-    </w:p>
-    <w:p/>
-    <w:p>
-      <w:pPr>
-        <w:pStyle w:val="ListParagraph"/>
-        <w:numPr>
-          <w:ilvl w:val="0"/>
-          <w:numId w:val="14"/>
-        </w:numPr>
-      </w:pPr>
-      <w:r>
-        <w:t>Remember:</w:t>
-      </w:r>
-    </w:p>
-    <w:p/>
-    <w:p>
-      <w:pPr>
-        <w:pStyle w:val="ListParagraph"/>
-        <w:numPr>
-          <w:ilvl w:val="0"/>
-          <w:numId w:val="14"/>
-        </w:numPr>
-      </w:pPr>
-      <w:r>
-        <w:t>KRONOS ALWAYS USES 100% HANDICAP.</w:t>
-      </w:r>
-    </w:p>
-    <w:p/>
-    <w:p>
-      <w:pPr>
-        <w:pStyle w:val="ListParagraph"/>
-        <w:numPr>
-          <w:ilvl w:val="0"/>
-          <w:numId w:val="14"/>
-        </w:numPr>
-      </w:pPr>
-      <w:r>
-        <w:rPr>
-          <w:rFonts w:ascii="Roboto" w:hAnsi="Roboto" w:cs="Roboto"/>
-        </w:rPr>
-        <w:t>⸻</w:t>
-      </w:r>
-    </w:p>
-    <w:p/>
-    <w:p>
-      <w:pPr>
-        <w:pStyle w:val="ListParagraph"/>
-        <w:numPr>
-          <w:ilvl w:val="0"/>
-          <w:numId w:val="14"/>
-        </w:numPr>
-      </w:pPr>
-      <w:r>
-        <w:t>24. HANDICAP DIVISIONS</w:t>
-      </w:r>
-    </w:p>
-    <w:p/>
-    <w:p>
-      <w:pPr>
-        <w:pStyle w:val="ListParagraph"/>
-        <w:numPr>
-          <w:ilvl w:val="0"/>
-          <w:numId w:val="14"/>
-        </w:numPr>
-      </w:pPr>
-      <w:r>
-        <w:t>After Tournament Handicaps are locked, automatically split the field as evenly as possible into three divisions.</w:t>
-      </w:r>
-    </w:p>
-    <w:p/>
-    <w:p>
-      <w:pPr>
-        <w:pStyle w:val="ListParagraph"/>
-        <w:numPr>
-          <w:ilvl w:val="0"/>
-          <w:numId w:val="14"/>
-        </w:numPr>
-      </w:pPr>
-      <w:r>
-        <w:t>DIVISION 1</w:t>
-      </w:r>
-    </w:p>
-    <w:p/>
-    <w:p>
-      <w:pPr>
-        <w:pStyle w:val="ListParagraph"/>
-        <w:numPr>
-          <w:ilvl w:val="0"/>
-          <w:numId w:val="14"/>
-        </w:numPr>
-      </w:pPr>
-      <w:r>
-        <w:t>Lowest handicaps</w:t>
-      </w:r>
-    </w:p>
-    <w:p/>
-    <w:p>
-      <w:pPr>
-        <w:pStyle w:val="ListParagraph"/>
-        <w:numPr>
-          <w:ilvl w:val="0"/>
-          <w:numId w:val="14"/>
-        </w:numPr>
-      </w:pPr>
-      <w:r>
-        <w:t>DIVISION 2</w:t>
-      </w:r>
-    </w:p>
-    <w:p/>
-    <w:p>
-      <w:pPr>
-        <w:pStyle w:val="ListParagraph"/>
-        <w:numPr>
-          <w:ilvl w:val="0"/>
-          <w:numId w:val="14"/>
-        </w:numPr>
-      </w:pPr>
-      <w:r>
-        <w:t>Middle handicaps</w:t>
-      </w:r>
-    </w:p>
-    <w:p/>
-    <w:p>
-      <w:pPr>
-        <w:pStyle w:val="ListParagraph"/>
-        <w:numPr>
-          <w:ilvl w:val="0"/>
-          <w:numId w:val="14"/>
-        </w:numPr>
-      </w:pPr>
-      <w:r>
-        <w:t>DIVISION 3</w:t>
-      </w:r>
-    </w:p>
-    <w:p/>
-    <w:p>
-      <w:pPr>
-        <w:pStyle w:val="ListParagraph"/>
-        <w:numPr>
-          <w:ilvl w:val="0"/>
-          <w:numId w:val="14"/>
-        </w:numPr>
-      </w:pPr>
-      <w:r>
-        <w:t>Highest handicaps</w:t>
-      </w:r>
-    </w:p>
-    <w:p/>
-    <w:p>
-      <w:pPr>
-        <w:pStyle w:val="ListParagraph"/>
-        <w:numPr>
-          <w:ilvl w:val="0"/>
-          <w:numId w:val="14"/>
-        </w:numPr>
-      </w:pPr>
-      <w:r>
-        <w:t>Use the locked Tournament Handicaps to determine divisions.</w:t>
-      </w:r>
-    </w:p>
-    <w:p/>
-    <w:p>
-      <w:pPr>
-        <w:pStyle w:val="ListParagraph"/>
-        <w:numPr>
-          <w:ilvl w:val="0"/>
-          <w:numId w:val="14"/>
-        </w:numPr>
-      </w:pPr>
-      <w:r>
-        <w:rPr>
-          <w:rFonts w:ascii="Roboto" w:hAnsi="Roboto" w:cs="Roboto"/>
-        </w:rPr>
-        <w:t>⸻</w:t>
-      </w:r>
-    </w:p>
-    <w:p/>
-    <w:p>
-      <w:pPr>
-        <w:pStyle w:val="ListParagraph"/>
-        <w:numPr>
-          <w:ilvl w:val="0"/>
-          <w:numId w:val="14"/>
-        </w:numPr>
-      </w:pPr>
-      <w:r>
-        <w:t>25. PRIZE MONEY</w:t>
-      </w:r>
-    </w:p>
-    <w:p/>
-    <w:p>
-      <w:pPr>
-        <w:pStyle w:val="ListParagraph"/>
-        <w:numPr>
-          <w:ilvl w:val="0"/>
-          <w:numId w:val="14"/>
-        </w:numPr>
-      </w:pPr>
-      <w:r>
-        <w:t>Prize positions:</w:t>
-      </w:r>
-    </w:p>
-    <w:p/>
-    <w:p>
-      <w:pPr>
-        <w:pStyle w:val="ListParagraph"/>
-        <w:numPr>
-          <w:ilvl w:val="0"/>
-          <w:numId w:val="14"/>
-        </w:numPr>
-      </w:pPr>
-      <w:r>
-        <w:lastRenderedPageBreak/>
-        <w:t>Overall</w:t>
-      </w:r>
-    </w:p>
-    <w:p/>
-    <w:p>
-      <w:pPr>
-        <w:pStyle w:val="ListParagraph"/>
-        <w:numPr>
-          <w:ilvl w:val="1"/>
-          <w:numId w:val="14"/>
-        </w:numPr>
-      </w:pPr>
-      <w:r>
-        <w:t>Kronos Winner</w:t>
-      </w:r>
-    </w:p>
-    <w:p/>
-    <w:p>
-      <w:pPr>
-        <w:pStyle w:val="ListParagraph"/>
-        <w:numPr>
-          <w:ilvl w:val="0"/>
-          <w:numId w:val="14"/>
-        </w:numPr>
-      </w:pPr>
-      <w:r>
-        <w:t>Division 1</w:t>
-      </w:r>
-    </w:p>
-    <w:p/>
-    <w:p>
-      <w:pPr>
-        <w:pStyle w:val="ListParagraph"/>
-        <w:numPr>
-          <w:ilvl w:val="1"/>
-          <w:numId w:val="14"/>
-        </w:numPr>
-      </w:pPr>
-      <w:r>
-        <w:t>1st</w:t>
-      </w:r>
-    </w:p>
-    <w:p>
-      <w:pPr>
-        <w:pStyle w:val="ListParagraph"/>
-        <w:numPr>
-          <w:ilvl w:val="1"/>
-          <w:numId w:val="14"/>
-        </w:numPr>
-      </w:pPr>
-      <w:r>
-        <w:t>2nd</w:t>
-      </w:r>
-    </w:p>
-    <w:p>
-      <w:pPr>
-        <w:pStyle w:val="ListParagraph"/>
-        <w:numPr>
-          <w:ilvl w:val="1"/>
-          <w:numId w:val="14"/>
-        </w:numPr>
-      </w:pPr>
-      <w:r>
-        <w:t>3rd</w:t>
-      </w:r>
-    </w:p>
-    <w:p/>
-    <w:p>
-      <w:pPr>
-        <w:pStyle w:val="ListParagraph"/>
-        <w:numPr>
-          <w:ilvl w:val="0"/>
-          <w:numId w:val="14"/>
-        </w:numPr>
-      </w:pPr>
-      <w:r>
-        <w:t>Division 2</w:t>
-      </w:r>
-    </w:p>
-    <w:p/>
-    <w:p>
-      <w:pPr>
-        <w:pStyle w:val="ListParagraph"/>
-        <w:numPr>
-          <w:ilvl w:val="1"/>
-          <w:numId w:val="14"/>
-        </w:numPr>
-      </w:pPr>
-      <w:r>
-        <w:t>1st</w:t>
-      </w:r>
-    </w:p>
-    <w:p>
-      <w:pPr>
-        <w:pStyle w:val="ListParagraph"/>
-        <w:numPr>
-          <w:ilvl w:val="1"/>
-          <w:numId w:val="14"/>
-        </w:numPr>
-      </w:pPr>
-      <w:r>
-        <w:t>2nd</w:t>
-      </w:r>
-    </w:p>
-    <w:p>
-      <w:pPr>
-        <w:pStyle w:val="ListParagraph"/>
-        <w:numPr>
-          <w:ilvl w:val="1"/>
-          <w:numId w:val="14"/>
-        </w:numPr>
-      </w:pPr>
-      <w:r>
-        <w:t>3rd</w:t>
-      </w:r>
-    </w:p>
-    <w:p/>
-    <w:p>
-      <w:pPr>
-        <w:pStyle w:val="ListParagraph"/>
-        <w:numPr>
-          <w:ilvl w:val="0"/>
-          <w:numId w:val="14"/>
-        </w:numPr>
-      </w:pPr>
-      <w:r>
-        <w:t>Division 3</w:t>
-      </w:r>
-    </w:p>
-    <w:p/>
-    <w:p>
-      <w:pPr>
-        <w:pStyle w:val="ListParagraph"/>
-        <w:numPr>
-          <w:ilvl w:val="1"/>
-          <w:numId w:val="14"/>
-        </w:numPr>
-      </w:pPr>
-      <w:r>
-        <w:t>1st</w:t>
-      </w:r>
-    </w:p>
-    <w:p>
-      <w:pPr>
-        <w:pStyle w:val="ListParagraph"/>
-        <w:numPr>
-          <w:ilvl w:val="1"/>
-          <w:numId w:val="14"/>
-        </w:numPr>
-      </w:pPr>
-      <w:r>
-        <w:t>2nd</w:t>
-      </w:r>
-    </w:p>
-    <w:p>
-      <w:pPr>
-        <w:pStyle w:val="ListParagraph"/>
-        <w:numPr>
-          <w:ilvl w:val="1"/>
-          <w:numId w:val="14"/>
-        </w:numPr>
-      </w:pPr>
-      <w:r>
-        <w:t>3rd</w:t>
-      </w:r>
-    </w:p>
-    <w:p/>
-    <w:p>
-      <w:pPr>
-        <w:pStyle w:val="ListParagraph"/>
-        <w:numPr>
-          <w:ilvl w:val="0"/>
-          <w:numId w:val="14"/>
-        </w:numPr>
-      </w:pPr>
-      <w:r>
-        <w:t>Prize amounts should appear on relevant leaderboards.</w:t>
-      </w:r>
-    </w:p>
-    <w:p/>
-    <w:p>
-      <w:pPr>
-        <w:pStyle w:val="ListParagraph"/>
-        <w:numPr>
-          <w:ilvl w:val="0"/>
-          <w:numId w:val="14"/>
-        </w:numPr>
-      </w:pPr>
-      <w:r>
-        <w:rPr>
-          <w:rFonts w:ascii="Roboto" w:hAnsi="Roboto" w:cs="Roboto"/>
-        </w:rPr>
-        <w:t>⸻</w:t>
-      </w:r>
-    </w:p>
-    <w:p/>
-    <w:p>
-      <w:pPr>
-        <w:pStyle w:val="ListParagraph"/>
-        <w:numPr>
-          <w:ilvl w:val="0"/>
-          <w:numId w:val="14"/>
-        </w:numPr>
-      </w:pPr>
-      <w:r>
-        <w:t>26. PRIZE ROLL DOWN</w:t>
-      </w:r>
-    </w:p>
-    <w:p/>
-    <w:p>
-      <w:pPr>
-        <w:pStyle w:val="ListParagraph"/>
-        <w:numPr>
-          <w:ilvl w:val="0"/>
-          <w:numId w:val="14"/>
-        </w:numPr>
-      </w:pPr>
-      <w:r>
-        <w:t xml:space="preserve">The Overall Kronos Winner cannot also receive a </w:t>
-      </w:r>
-      <w:proofErr w:type="gramStart"/>
-      <w:r>
-        <w:t>Division</w:t>
-      </w:r>
-      <w:proofErr w:type="gramEnd"/>
-      <w:r>
-        <w:t xml:space="preserve"> prize.</w:t>
-      </w:r>
-    </w:p>
-    <w:p/>
-    <w:p>
-      <w:pPr>
-        <w:pStyle w:val="ListParagraph"/>
-        <w:numPr>
-          <w:ilvl w:val="0"/>
-          <w:numId w:val="14"/>
-        </w:numPr>
-      </w:pPr>
-      <w:r>
-        <w:t>Example:</w:t>
-      </w:r>
-    </w:p>
-    <w:p/>
-    <w:p>
-      <w:pPr>
-        <w:pStyle w:val="ListParagraph"/>
-        <w:numPr>
-          <w:ilvl w:val="0"/>
-          <w:numId w:val="14"/>
-        </w:numPr>
-      </w:pPr>
-      <w:r>
-        <w:lastRenderedPageBreak/>
-        <w:t>Kronos Champion also finishes 1st in Division 1.</w:t>
-      </w:r>
-    </w:p>
-    <w:p/>
-    <w:p>
-      <w:pPr>
-        <w:pStyle w:val="ListParagraph"/>
-        <w:numPr>
-          <w:ilvl w:val="0"/>
-          <w:numId w:val="14"/>
-        </w:numPr>
-      </w:pPr>
-      <w:r>
-        <w:t>They receive the Kronos prize.</w:t>
-      </w:r>
-    </w:p>
-    <w:p/>
-    <w:p>
-      <w:pPr>
-        <w:pStyle w:val="ListParagraph"/>
-        <w:numPr>
-          <w:ilvl w:val="0"/>
-          <w:numId w:val="14"/>
-        </w:numPr>
-      </w:pPr>
-      <w:r>
-        <w:t>The Division 1 prize rolls down automatically to the next eligible player.</w:t>
-      </w:r>
-    </w:p>
-    <w:p/>
-    <w:p>
-      <w:pPr>
-        <w:pStyle w:val="ListParagraph"/>
-        <w:numPr>
-          <w:ilvl w:val="0"/>
-          <w:numId w:val="14"/>
-        </w:numPr>
-      </w:pPr>
-      <w:r>
-        <w:t>Continue the same logic where required.</w:t>
-      </w:r>
-    </w:p>
-    <w:p/>
-    <w:p>
-      <w:pPr>
-        <w:pStyle w:val="ListParagraph"/>
-        <w:numPr>
-          <w:ilvl w:val="0"/>
-          <w:numId w:val="14"/>
-        </w:numPr>
-      </w:pPr>
-      <w:r>
-        <w:rPr>
-          <w:rFonts w:ascii="Roboto" w:hAnsi="Roboto" w:cs="Roboto"/>
-        </w:rPr>
-        <w:t>⸻</w:t>
-      </w:r>
-    </w:p>
-    <w:p/>
-    <w:p>
-      <w:pPr>
-        <w:pStyle w:val="ListParagraph"/>
-        <w:numPr>
-          <w:ilvl w:val="0"/>
-          <w:numId w:val="14"/>
-        </w:numPr>
-      </w:pPr>
-      <w:r>
-        <w:t>27. INDIVIDUAL TIE-BREAKS</w:t>
-      </w:r>
-    </w:p>
-    <w:p/>
-    <w:p>
-      <w:pPr>
-        <w:pStyle w:val="ListParagraph"/>
-        <w:numPr>
-          <w:ilvl w:val="0"/>
-          <w:numId w:val="14"/>
-        </w:numPr>
-      </w:pPr>
-      <w:r>
-        <w:t>Use the configured countback sequence:</w:t>
-      </w:r>
-    </w:p>
-    <w:p/>
-    <w:p>
-      <w:pPr>
-        <w:pStyle w:val="ListParagraph"/>
-        <w:numPr>
-          <w:ilvl w:val="0"/>
-          <w:numId w:val="14"/>
-        </w:numPr>
-      </w:pPr>
-      <w:r>
-        <w:t>Best Final Round</w:t>
-      </w:r>
-    </w:p>
-    <w:p>
-      <w:pPr>
-        <w:pStyle w:val="ListParagraph"/>
-        <w:numPr>
-          <w:ilvl w:val="0"/>
-          <w:numId w:val="14"/>
-        </w:numPr>
-      </w:pPr>
-      <w:r>
-        <w:t>Best Back 9</w:t>
-      </w:r>
-    </w:p>
-    <w:p>
-      <w:pPr>
-        <w:pStyle w:val="ListParagraph"/>
-        <w:numPr>
-          <w:ilvl w:val="0"/>
-          <w:numId w:val="14"/>
-        </w:numPr>
-      </w:pPr>
-      <w:r>
-        <w:t>Best Back 6</w:t>
-      </w:r>
-    </w:p>
-    <w:p>
-      <w:pPr>
-        <w:pStyle w:val="ListParagraph"/>
-        <w:numPr>
-          <w:ilvl w:val="0"/>
-          <w:numId w:val="14"/>
-        </w:numPr>
-      </w:pPr>
-      <w:r>
-        <w:t>Best Back 3</w:t>
-      </w:r>
-    </w:p>
-    <w:p>
-      <w:pPr>
-        <w:pStyle w:val="ListParagraph"/>
-        <w:numPr>
-          <w:ilvl w:val="0"/>
-          <w:numId w:val="14"/>
-        </w:numPr>
-      </w:pPr>
-      <w:r>
-        <w:t>18th Hole</w:t>
-      </w:r>
     </w:p>
     <w:sectPr>
       <w:pgSz w:w="12240" w:h="15840"/>
